--- a/Progress_Test_2_ReportToDo.docx
+++ b/Progress_Test_2_ReportToDo.docx
@@ -199,6 +199,8 @@
           <w:tab w:val="right" w:leader="dot" w:pos="8306"/>
         </w:tabs>
       </w:pPr>
+      <w:bookmarkStart w:id="97" w:name="_GoBack"/>
+      <w:bookmarkEnd w:id="97"/>
       <w:r>
         <w:fldChar w:fldCharType="begin"/>
       </w:r>
@@ -212,7 +214,7 @@
         <w:fldChar w:fldCharType="begin"/>
       </w:r>
       <w:r>
-        <w:instrText xml:space="preserve"> HYPERLINK \l _Toc11031 </w:instrText>
+        <w:instrText xml:space="preserve"> HYPERLINK \l _Toc11959 </w:instrText>
       </w:r>
       <w:r>
         <w:fldChar w:fldCharType="separate"/>
@@ -238,13 +240,13 @@
         <w:fldChar w:fldCharType="begin"/>
       </w:r>
       <w:r>
-        <w:instrText xml:space="preserve"> PAGEREF _Toc11031 \h </w:instrText>
+        <w:instrText xml:space="preserve"> PAGEREF _Toc11959 \h </w:instrText>
       </w:r>
       <w:r>
         <w:fldChar w:fldCharType="separate"/>
       </w:r>
       <w:r>
-        <w:t>4</w:t>
+        <w:t>5</w:t>
       </w:r>
       <w:r>
         <w:fldChar w:fldCharType="end"/>
@@ -264,7 +266,7 @@
         <w:fldChar w:fldCharType="begin"/>
       </w:r>
       <w:r>
-        <w:instrText xml:space="preserve"> HYPERLINK \l _Toc20681 </w:instrText>
+        <w:instrText xml:space="preserve"> HYPERLINK \l _Toc17989 </w:instrText>
       </w:r>
       <w:r>
         <w:fldChar w:fldCharType="separate"/>
@@ -283,13 +285,13 @@
         <w:fldChar w:fldCharType="begin"/>
       </w:r>
       <w:r>
-        <w:instrText xml:space="preserve"> PAGEREF _Toc20681 \h </w:instrText>
+        <w:instrText xml:space="preserve"> PAGEREF _Toc17989 \h </w:instrText>
       </w:r>
       <w:r>
         <w:fldChar w:fldCharType="separate"/>
       </w:r>
       <w:r>
-        <w:t>4</w:t>
+        <w:t>5</w:t>
       </w:r>
       <w:r>
         <w:fldChar w:fldCharType="end"/>
@@ -309,7 +311,7 @@
         <w:fldChar w:fldCharType="begin"/>
       </w:r>
       <w:r>
-        <w:instrText xml:space="preserve"> HYPERLINK \l _Toc12817 </w:instrText>
+        <w:instrText xml:space="preserve"> HYPERLINK \l _Toc27212 </w:instrText>
       </w:r>
       <w:r>
         <w:fldChar w:fldCharType="separate"/>
@@ -342,13 +344,13 @@
         <w:fldChar w:fldCharType="begin"/>
       </w:r>
       <w:r>
-        <w:instrText xml:space="preserve"> PAGEREF _Toc12817 \h </w:instrText>
+        <w:instrText xml:space="preserve"> PAGEREF _Toc27212 \h </w:instrText>
       </w:r>
       <w:r>
         <w:fldChar w:fldCharType="separate"/>
       </w:r>
       <w:r>
-        <w:t>4</w:t>
+        <w:t>5</w:t>
       </w:r>
       <w:r>
         <w:fldChar w:fldCharType="end"/>
@@ -368,7 +370,7 @@
         <w:fldChar w:fldCharType="begin"/>
       </w:r>
       <w:r>
-        <w:instrText xml:space="preserve"> HYPERLINK \l _Toc21263 </w:instrText>
+        <w:instrText xml:space="preserve"> HYPERLINK \l _Toc4884 </w:instrText>
       </w:r>
       <w:r>
         <w:fldChar w:fldCharType="separate"/>
@@ -387,13 +389,13 @@
         <w:fldChar w:fldCharType="begin"/>
       </w:r>
       <w:r>
-        <w:instrText xml:space="preserve"> PAGEREF _Toc21263 \h </w:instrText>
+        <w:instrText xml:space="preserve"> PAGEREF _Toc4884 \h </w:instrText>
       </w:r>
       <w:r>
         <w:fldChar w:fldCharType="separate"/>
       </w:r>
       <w:r>
-        <w:t>4</w:t>
+        <w:t>5</w:t>
       </w:r>
       <w:r>
         <w:fldChar w:fldCharType="end"/>
@@ -413,7 +415,7 @@
         <w:fldChar w:fldCharType="begin"/>
       </w:r>
       <w:r>
-        <w:instrText xml:space="preserve"> HYPERLINK \l _Toc11717 </w:instrText>
+        <w:instrText xml:space="preserve"> HYPERLINK \l _Toc6994 </w:instrText>
       </w:r>
       <w:r>
         <w:fldChar w:fldCharType="separate"/>
@@ -432,13 +434,13 @@
         <w:fldChar w:fldCharType="begin"/>
       </w:r>
       <w:r>
-        <w:instrText xml:space="preserve"> PAGEREF _Toc11717 \h </w:instrText>
+        <w:instrText xml:space="preserve"> PAGEREF _Toc6994 \h </w:instrText>
       </w:r>
       <w:r>
         <w:fldChar w:fldCharType="separate"/>
       </w:r>
       <w:r>
-        <w:t>4</w:t>
+        <w:t>5</w:t>
       </w:r>
       <w:r>
         <w:fldChar w:fldCharType="end"/>
@@ -458,7 +460,7 @@
         <w:fldChar w:fldCharType="begin"/>
       </w:r>
       <w:r>
-        <w:instrText xml:space="preserve"> HYPERLINK \l _Toc3 </w:instrText>
+        <w:instrText xml:space="preserve"> HYPERLINK \l _Toc30539 </w:instrText>
       </w:r>
       <w:r>
         <w:fldChar w:fldCharType="separate"/>
@@ -491,13 +493,13 @@
         <w:fldChar w:fldCharType="begin"/>
       </w:r>
       <w:r>
-        <w:instrText xml:space="preserve"> PAGEREF _Toc3 \h </w:instrText>
+        <w:instrText xml:space="preserve"> PAGEREF _Toc30539 \h </w:instrText>
       </w:r>
       <w:r>
         <w:fldChar w:fldCharType="separate"/>
       </w:r>
       <w:r>
-        <w:t>4</w:t>
+        <w:t>5</w:t>
       </w:r>
       <w:r>
         <w:fldChar w:fldCharType="end"/>
@@ -517,7 +519,7 @@
         <w:fldChar w:fldCharType="begin"/>
       </w:r>
       <w:r>
-        <w:instrText xml:space="preserve"> HYPERLINK \l _Toc20442 </w:instrText>
+        <w:instrText xml:space="preserve"> HYPERLINK \l _Toc20470 </w:instrText>
       </w:r>
       <w:r>
         <w:fldChar w:fldCharType="separate"/>
@@ -536,13 +538,13 @@
         <w:fldChar w:fldCharType="begin"/>
       </w:r>
       <w:r>
-        <w:instrText xml:space="preserve"> PAGEREF _Toc20442 \h </w:instrText>
+        <w:instrText xml:space="preserve"> PAGEREF _Toc20470 \h </w:instrText>
       </w:r>
       <w:r>
         <w:fldChar w:fldCharType="separate"/>
       </w:r>
       <w:r>
-        <w:t>5</w:t>
+        <w:t>6</w:t>
       </w:r>
       <w:r>
         <w:fldChar w:fldCharType="end"/>
@@ -562,7 +564,7 @@
         <w:fldChar w:fldCharType="begin"/>
       </w:r>
       <w:r>
-        <w:instrText xml:space="preserve"> HYPERLINK \l _Toc915 </w:instrText>
+        <w:instrText xml:space="preserve"> HYPERLINK \l _Toc24607 </w:instrText>
       </w:r>
       <w:r>
         <w:fldChar w:fldCharType="separate"/>
@@ -588,13 +590,13 @@
         <w:fldChar w:fldCharType="begin"/>
       </w:r>
       <w:r>
-        <w:instrText xml:space="preserve"> PAGEREF _Toc915 \h </w:instrText>
+        <w:instrText xml:space="preserve"> PAGEREF _Toc24607 \h </w:instrText>
       </w:r>
       <w:r>
         <w:fldChar w:fldCharType="separate"/>
       </w:r>
       <w:r>
-        <w:t>6</w:t>
+        <w:t>7</w:t>
       </w:r>
       <w:r>
         <w:fldChar w:fldCharType="end"/>
@@ -614,7 +616,7 @@
         <w:fldChar w:fldCharType="begin"/>
       </w:r>
       <w:r>
-        <w:instrText xml:space="preserve"> HYPERLINK \l _Toc23009 </w:instrText>
+        <w:instrText xml:space="preserve"> HYPERLINK \l _Toc341 </w:instrText>
       </w:r>
       <w:r>
         <w:fldChar w:fldCharType="separate"/>
@@ -633,13 +635,13 @@
         <w:fldChar w:fldCharType="begin"/>
       </w:r>
       <w:r>
-        <w:instrText xml:space="preserve"> PAGEREF _Toc23009 \h </w:instrText>
+        <w:instrText xml:space="preserve"> PAGEREF _Toc341 \h </w:instrText>
       </w:r>
       <w:r>
         <w:fldChar w:fldCharType="separate"/>
       </w:r>
       <w:r>
-        <w:t>6</w:t>
+        <w:t>7</w:t>
       </w:r>
       <w:r>
         <w:fldChar w:fldCharType="end"/>
@@ -659,7 +661,7 @@
         <w:fldChar w:fldCharType="begin"/>
       </w:r>
       <w:r>
-        <w:instrText xml:space="preserve"> HYPERLINK \l _Toc12540 </w:instrText>
+        <w:instrText xml:space="preserve"> HYPERLINK \l _Toc2064 </w:instrText>
       </w:r>
       <w:r>
         <w:fldChar w:fldCharType="separate"/>
@@ -692,13 +694,13 @@
         <w:fldChar w:fldCharType="begin"/>
       </w:r>
       <w:r>
-        <w:instrText xml:space="preserve"> PAGEREF _Toc12540 \h </w:instrText>
+        <w:instrText xml:space="preserve"> PAGEREF _Toc2064 \h </w:instrText>
       </w:r>
       <w:r>
         <w:fldChar w:fldCharType="separate"/>
       </w:r>
       <w:r>
-        <w:t>6</w:t>
+        <w:t>7</w:t>
       </w:r>
       <w:r>
         <w:fldChar w:fldCharType="end"/>
@@ -718,7 +720,7 @@
         <w:fldChar w:fldCharType="begin"/>
       </w:r>
       <w:r>
-        <w:instrText xml:space="preserve"> HYPERLINK \l _Toc21066 </w:instrText>
+        <w:instrText xml:space="preserve"> HYPERLINK \l _Toc22136 </w:instrText>
       </w:r>
       <w:r>
         <w:fldChar w:fldCharType="separate"/>
@@ -737,13 +739,13 @@
         <w:fldChar w:fldCharType="begin"/>
       </w:r>
       <w:r>
-        <w:instrText xml:space="preserve"> PAGEREF _Toc21066 \h </w:instrText>
+        <w:instrText xml:space="preserve"> PAGEREF _Toc22136 \h </w:instrText>
       </w:r>
       <w:r>
         <w:fldChar w:fldCharType="separate"/>
       </w:r>
       <w:r>
-        <w:t>6</w:t>
+        <w:t>7</w:t>
       </w:r>
       <w:r>
         <w:fldChar w:fldCharType="end"/>
@@ -763,7 +765,7 @@
         <w:fldChar w:fldCharType="begin"/>
       </w:r>
       <w:r>
-        <w:instrText xml:space="preserve"> HYPERLINK \l _Toc7281 </w:instrText>
+        <w:instrText xml:space="preserve"> HYPERLINK \l _Toc7780 </w:instrText>
       </w:r>
       <w:r>
         <w:fldChar w:fldCharType="separate"/>
@@ -782,13 +784,13 @@
         <w:fldChar w:fldCharType="begin"/>
       </w:r>
       <w:r>
-        <w:instrText xml:space="preserve"> PAGEREF _Toc7281 \h </w:instrText>
+        <w:instrText xml:space="preserve"> PAGEREF _Toc7780 \h </w:instrText>
       </w:r>
       <w:r>
         <w:fldChar w:fldCharType="separate"/>
       </w:r>
       <w:r>
-        <w:t>7</w:t>
+        <w:t>8</w:t>
       </w:r>
       <w:r>
         <w:fldChar w:fldCharType="end"/>
@@ -808,7 +810,7 @@
         <w:fldChar w:fldCharType="begin"/>
       </w:r>
       <w:r>
-        <w:instrText xml:space="preserve"> HYPERLINK \l _Toc3577 </w:instrText>
+        <w:instrText xml:space="preserve"> HYPERLINK \l _Toc23658 </w:instrText>
       </w:r>
       <w:r>
         <w:fldChar w:fldCharType="separate"/>
@@ -841,13 +843,13 @@
         <w:fldChar w:fldCharType="begin"/>
       </w:r>
       <w:r>
-        <w:instrText xml:space="preserve"> PAGEREF _Toc3577 \h </w:instrText>
+        <w:instrText xml:space="preserve"> PAGEREF _Toc23658 \h </w:instrText>
       </w:r>
       <w:r>
         <w:fldChar w:fldCharType="separate"/>
       </w:r>
       <w:r>
-        <w:t>7</w:t>
+        <w:t>8</w:t>
       </w:r>
       <w:r>
         <w:fldChar w:fldCharType="end"/>
@@ -867,7 +869,7 @@
         <w:fldChar w:fldCharType="begin"/>
       </w:r>
       <w:r>
-        <w:instrText xml:space="preserve"> HYPERLINK \l _Toc31449 </w:instrText>
+        <w:instrText xml:space="preserve"> HYPERLINK \l _Toc4969 </w:instrText>
       </w:r>
       <w:r>
         <w:fldChar w:fldCharType="separate"/>
@@ -886,13 +888,13 @@
         <w:fldChar w:fldCharType="begin"/>
       </w:r>
       <w:r>
-        <w:instrText xml:space="preserve"> PAGEREF _Toc31449 \h </w:instrText>
+        <w:instrText xml:space="preserve"> PAGEREF _Toc4969 \h </w:instrText>
       </w:r>
       <w:r>
         <w:fldChar w:fldCharType="separate"/>
       </w:r>
       <w:r>
-        <w:t>7</w:t>
+        <w:t>8</w:t>
       </w:r>
       <w:r>
         <w:fldChar w:fldCharType="end"/>
@@ -912,7 +914,7 @@
         <w:fldChar w:fldCharType="begin"/>
       </w:r>
       <w:r>
-        <w:instrText xml:space="preserve"> HYPERLINK \l _Toc7043 </w:instrText>
+        <w:instrText xml:space="preserve"> HYPERLINK \l _Toc17380 </w:instrText>
       </w:r>
       <w:r>
         <w:fldChar w:fldCharType="separate"/>
@@ -938,13 +940,13 @@
         <w:fldChar w:fldCharType="begin"/>
       </w:r>
       <w:r>
-        <w:instrText xml:space="preserve"> PAGEREF _Toc7043 \h </w:instrText>
+        <w:instrText xml:space="preserve"> PAGEREF _Toc17380 \h </w:instrText>
       </w:r>
       <w:r>
         <w:fldChar w:fldCharType="separate"/>
       </w:r>
       <w:r>
-        <w:t>7</w:t>
+        <w:t>8</w:t>
       </w:r>
       <w:r>
         <w:fldChar w:fldCharType="end"/>
@@ -964,7 +966,7 @@
         <w:fldChar w:fldCharType="begin"/>
       </w:r>
       <w:r>
-        <w:instrText xml:space="preserve"> HYPERLINK \l _Toc16532 </w:instrText>
+        <w:instrText xml:space="preserve"> HYPERLINK \l _Toc30713 </w:instrText>
       </w:r>
       <w:r>
         <w:fldChar w:fldCharType="separate"/>
@@ -983,13 +985,13 @@
         <w:fldChar w:fldCharType="begin"/>
       </w:r>
       <w:r>
-        <w:instrText xml:space="preserve"> PAGEREF _Toc16532 \h </w:instrText>
+        <w:instrText xml:space="preserve"> PAGEREF _Toc30713 \h </w:instrText>
       </w:r>
       <w:r>
         <w:fldChar w:fldCharType="separate"/>
       </w:r>
       <w:r>
-        <w:t>7</w:t>
+        <w:t>8</w:t>
       </w:r>
       <w:r>
         <w:fldChar w:fldCharType="end"/>
@@ -1009,7 +1011,7 @@
         <w:fldChar w:fldCharType="begin"/>
       </w:r>
       <w:r>
-        <w:instrText xml:space="preserve"> HYPERLINK \l _Toc17760 </w:instrText>
+        <w:instrText xml:space="preserve"> HYPERLINK \l _Toc31067 </w:instrText>
       </w:r>
       <w:r>
         <w:fldChar w:fldCharType="separate"/>
@@ -1042,13 +1044,13 @@
         <w:fldChar w:fldCharType="begin"/>
       </w:r>
       <w:r>
-        <w:instrText xml:space="preserve"> PAGEREF _Toc17760 \h </w:instrText>
+        <w:instrText xml:space="preserve"> PAGEREF _Toc31067 \h </w:instrText>
       </w:r>
       <w:r>
         <w:fldChar w:fldCharType="separate"/>
       </w:r>
       <w:r>
-        <w:t>7</w:t>
+        <w:t>8</w:t>
       </w:r>
       <w:r>
         <w:fldChar w:fldCharType="end"/>
@@ -1068,7 +1070,7 @@
         <w:fldChar w:fldCharType="begin"/>
       </w:r>
       <w:r>
-        <w:instrText xml:space="preserve"> HYPERLINK \l _Toc32625 </w:instrText>
+        <w:instrText xml:space="preserve"> HYPERLINK \l _Toc4553 </w:instrText>
       </w:r>
       <w:r>
         <w:fldChar w:fldCharType="separate"/>
@@ -1087,13 +1089,13 @@
         <w:fldChar w:fldCharType="begin"/>
       </w:r>
       <w:r>
-        <w:instrText xml:space="preserve"> PAGEREF _Toc32625 \h </w:instrText>
+        <w:instrText xml:space="preserve"> PAGEREF _Toc4553 \h </w:instrText>
       </w:r>
       <w:r>
         <w:fldChar w:fldCharType="separate"/>
       </w:r>
       <w:r>
-        <w:t>8</w:t>
+        <w:t>9</w:t>
       </w:r>
       <w:r>
         <w:fldChar w:fldCharType="end"/>
@@ -1113,7 +1115,7 @@
         <w:fldChar w:fldCharType="begin"/>
       </w:r>
       <w:r>
-        <w:instrText xml:space="preserve"> HYPERLINK \l _Toc19087 </w:instrText>
+        <w:instrText xml:space="preserve"> HYPERLINK \l _Toc21105 </w:instrText>
       </w:r>
       <w:r>
         <w:fldChar w:fldCharType="separate"/>
@@ -1132,13 +1134,13 @@
         <w:fldChar w:fldCharType="begin"/>
       </w:r>
       <w:r>
-        <w:instrText xml:space="preserve"> PAGEREF _Toc19087 \h </w:instrText>
+        <w:instrText xml:space="preserve"> PAGEREF _Toc21105 \h </w:instrText>
       </w:r>
       <w:r>
         <w:fldChar w:fldCharType="separate"/>
       </w:r>
       <w:r>
-        <w:t>8</w:t>
+        <w:t>9</w:t>
       </w:r>
       <w:r>
         <w:fldChar w:fldCharType="end"/>
@@ -1158,7 +1160,7 @@
         <w:fldChar w:fldCharType="begin"/>
       </w:r>
       <w:r>
-        <w:instrText xml:space="preserve"> HYPERLINK \l _Toc17715 </w:instrText>
+        <w:instrText xml:space="preserve"> HYPERLINK \l _Toc5007 </w:instrText>
       </w:r>
       <w:r>
         <w:fldChar w:fldCharType="separate"/>
@@ -1191,13 +1193,13 @@
         <w:fldChar w:fldCharType="begin"/>
       </w:r>
       <w:r>
-        <w:instrText xml:space="preserve"> PAGEREF _Toc17715 \h </w:instrText>
+        <w:instrText xml:space="preserve"> PAGEREF _Toc5007 \h </w:instrText>
       </w:r>
       <w:r>
         <w:fldChar w:fldCharType="separate"/>
       </w:r>
       <w:r>
-        <w:t>8</w:t>
+        <w:t>9</w:t>
       </w:r>
       <w:r>
         <w:fldChar w:fldCharType="end"/>
@@ -1217,7 +1219,7 @@
         <w:fldChar w:fldCharType="begin"/>
       </w:r>
       <w:r>
-        <w:instrText xml:space="preserve"> HYPERLINK \l _Toc10625 </w:instrText>
+        <w:instrText xml:space="preserve"> HYPERLINK \l _Toc9252 </w:instrText>
       </w:r>
       <w:r>
         <w:fldChar w:fldCharType="separate"/>
@@ -1236,13 +1238,13 @@
         <w:fldChar w:fldCharType="begin"/>
       </w:r>
       <w:r>
-        <w:instrText xml:space="preserve"> PAGEREF _Toc10625 \h </w:instrText>
+        <w:instrText xml:space="preserve"> PAGEREF _Toc9252 \h </w:instrText>
       </w:r>
       <w:r>
         <w:fldChar w:fldCharType="separate"/>
       </w:r>
       <w:r>
-        <w:t>12</w:t>
+        <w:t>13</w:t>
       </w:r>
       <w:r>
         <w:fldChar w:fldCharType="end"/>
@@ -1262,7 +1264,7 @@
         <w:fldChar w:fldCharType="begin"/>
       </w:r>
       <w:r>
-        <w:instrText xml:space="preserve"> HYPERLINK \l _Toc1877 </w:instrText>
+        <w:instrText xml:space="preserve"> HYPERLINK \l _Toc7943 </w:instrText>
       </w:r>
       <w:r>
         <w:fldChar w:fldCharType="separate"/>
@@ -1288,13 +1290,13 @@
         <w:fldChar w:fldCharType="begin"/>
       </w:r>
       <w:r>
-        <w:instrText xml:space="preserve"> PAGEREF _Toc1877 \h </w:instrText>
+        <w:instrText xml:space="preserve"> PAGEREF _Toc7943 \h </w:instrText>
       </w:r>
       <w:r>
         <w:fldChar w:fldCharType="separate"/>
       </w:r>
       <w:r>
-        <w:t>13</w:t>
+        <w:t>14</w:t>
       </w:r>
       <w:r>
         <w:fldChar w:fldCharType="end"/>
@@ -1314,7 +1316,7 @@
         <w:fldChar w:fldCharType="begin"/>
       </w:r>
       <w:r>
-        <w:instrText xml:space="preserve"> HYPERLINK \l _Toc30542 </w:instrText>
+        <w:instrText xml:space="preserve"> HYPERLINK \l _Toc28457 </w:instrText>
       </w:r>
       <w:r>
         <w:fldChar w:fldCharType="separate"/>
@@ -1333,13 +1335,13 @@
         <w:fldChar w:fldCharType="begin"/>
       </w:r>
       <w:r>
-        <w:instrText xml:space="preserve"> PAGEREF _Toc30542 \h </w:instrText>
+        <w:instrText xml:space="preserve"> PAGEREF _Toc28457 \h </w:instrText>
       </w:r>
       <w:r>
         <w:fldChar w:fldCharType="separate"/>
       </w:r>
       <w:r>
-        <w:t>13</w:t>
+        <w:t>14</w:t>
       </w:r>
       <w:r>
         <w:fldChar w:fldCharType="end"/>
@@ -1359,7 +1361,7 @@
         <w:fldChar w:fldCharType="begin"/>
       </w:r>
       <w:r>
-        <w:instrText xml:space="preserve"> HYPERLINK \l _Toc19958 </w:instrText>
+        <w:instrText xml:space="preserve"> HYPERLINK \l _Toc10325 </w:instrText>
       </w:r>
       <w:r>
         <w:fldChar w:fldCharType="separate"/>
@@ -1392,13 +1394,13 @@
         <w:fldChar w:fldCharType="begin"/>
       </w:r>
       <w:r>
-        <w:instrText xml:space="preserve"> PAGEREF _Toc19958 \h </w:instrText>
+        <w:instrText xml:space="preserve"> PAGEREF _Toc10325 \h </w:instrText>
       </w:r>
       <w:r>
         <w:fldChar w:fldCharType="separate"/>
       </w:r>
       <w:r>
-        <w:t>13</w:t>
+        <w:t>14</w:t>
       </w:r>
       <w:r>
         <w:fldChar w:fldCharType="end"/>
@@ -1418,7 +1420,7 @@
         <w:fldChar w:fldCharType="begin"/>
       </w:r>
       <w:r>
-        <w:instrText xml:space="preserve"> HYPERLINK \l _Toc19828 </w:instrText>
+        <w:instrText xml:space="preserve"> HYPERLINK \l _Toc31821 </w:instrText>
       </w:r>
       <w:r>
         <w:fldChar w:fldCharType="separate"/>
@@ -1437,13 +1439,13 @@
         <w:fldChar w:fldCharType="begin"/>
       </w:r>
       <w:r>
-        <w:instrText xml:space="preserve"> PAGEREF _Toc19828 \h </w:instrText>
+        <w:instrText xml:space="preserve"> PAGEREF _Toc31821 \h </w:instrText>
       </w:r>
       <w:r>
         <w:fldChar w:fldCharType="separate"/>
       </w:r>
       <w:r>
-        <w:t>14</w:t>
+        <w:t>15</w:t>
       </w:r>
       <w:r>
         <w:fldChar w:fldCharType="end"/>
@@ -1463,7 +1465,7 @@
         <w:fldChar w:fldCharType="begin"/>
       </w:r>
       <w:r>
-        <w:instrText xml:space="preserve"> HYPERLINK \l _Toc7950 </w:instrText>
+        <w:instrText xml:space="preserve"> HYPERLINK \l _Toc19809 </w:instrText>
       </w:r>
       <w:r>
         <w:fldChar w:fldCharType="separate"/>
@@ -1482,13 +1484,13 @@
         <w:fldChar w:fldCharType="begin"/>
       </w:r>
       <w:r>
-        <w:instrText xml:space="preserve"> PAGEREF _Toc7950 \h </w:instrText>
+        <w:instrText xml:space="preserve"> PAGEREF _Toc19809 \h </w:instrText>
       </w:r>
       <w:r>
         <w:fldChar w:fldCharType="separate"/>
       </w:r>
       <w:r>
-        <w:t>14</w:t>
+        <w:t>15</w:t>
       </w:r>
       <w:r>
         <w:fldChar w:fldCharType="end"/>
@@ -1508,7 +1510,7 @@
         <w:fldChar w:fldCharType="begin"/>
       </w:r>
       <w:r>
-        <w:instrText xml:space="preserve"> HYPERLINK \l _Toc27315 </w:instrText>
+        <w:instrText xml:space="preserve"> HYPERLINK \l _Toc20705 </w:instrText>
       </w:r>
       <w:r>
         <w:fldChar w:fldCharType="separate"/>
@@ -1541,13 +1543,13 @@
         <w:fldChar w:fldCharType="begin"/>
       </w:r>
       <w:r>
-        <w:instrText xml:space="preserve"> PAGEREF _Toc27315 \h </w:instrText>
+        <w:instrText xml:space="preserve"> PAGEREF _Toc20705 \h </w:instrText>
       </w:r>
       <w:r>
         <w:fldChar w:fldCharType="separate"/>
       </w:r>
       <w:r>
-        <w:t>14</w:t>
+        <w:t>15</w:t>
       </w:r>
       <w:r>
         <w:fldChar w:fldCharType="end"/>
@@ -1567,7 +1569,7 @@
         <w:fldChar w:fldCharType="begin"/>
       </w:r>
       <w:r>
-        <w:instrText xml:space="preserve"> HYPERLINK \l _Toc29786 </w:instrText>
+        <w:instrText xml:space="preserve"> HYPERLINK \l _Toc2329 </w:instrText>
       </w:r>
       <w:r>
         <w:fldChar w:fldCharType="separate"/>
@@ -1593,13 +1595,13 @@
         <w:fldChar w:fldCharType="begin"/>
       </w:r>
       <w:r>
-        <w:instrText xml:space="preserve"> PAGEREF _Toc29786 \h </w:instrText>
+        <w:instrText xml:space="preserve"> PAGEREF _Toc2329 \h </w:instrText>
       </w:r>
       <w:r>
         <w:fldChar w:fldCharType="separate"/>
       </w:r>
       <w:r>
-        <w:t>14</w:t>
+        <w:t>15</w:t>
       </w:r>
       <w:r>
         <w:fldChar w:fldCharType="end"/>
@@ -1619,7 +1621,7 @@
         <w:fldChar w:fldCharType="begin"/>
       </w:r>
       <w:r>
-        <w:instrText xml:space="preserve"> HYPERLINK \l _Toc18383 </w:instrText>
+        <w:instrText xml:space="preserve"> HYPERLINK \l _Toc25462 </w:instrText>
       </w:r>
       <w:r>
         <w:fldChar w:fldCharType="separate"/>
@@ -1638,13 +1640,13 @@
         <w:fldChar w:fldCharType="begin"/>
       </w:r>
       <w:r>
-        <w:instrText xml:space="preserve"> PAGEREF _Toc18383 \h </w:instrText>
+        <w:instrText xml:space="preserve"> PAGEREF _Toc25462 \h </w:instrText>
       </w:r>
       <w:r>
         <w:fldChar w:fldCharType="separate"/>
       </w:r>
       <w:r>
-        <w:t>14</w:t>
+        <w:t>15</w:t>
       </w:r>
       <w:r>
         <w:fldChar w:fldCharType="end"/>
@@ -1664,7 +1666,7 @@
         <w:fldChar w:fldCharType="begin"/>
       </w:r>
       <w:r>
-        <w:instrText xml:space="preserve"> HYPERLINK \l _Toc6565 </w:instrText>
+        <w:instrText xml:space="preserve"> HYPERLINK \l _Toc10688 </w:instrText>
       </w:r>
       <w:r>
         <w:fldChar w:fldCharType="separate"/>
@@ -1697,13 +1699,13 @@
         <w:fldChar w:fldCharType="begin"/>
       </w:r>
       <w:r>
-        <w:instrText xml:space="preserve"> PAGEREF _Toc6565 \h </w:instrText>
+        <w:instrText xml:space="preserve"> PAGEREF _Toc10688 \h </w:instrText>
       </w:r>
       <w:r>
         <w:fldChar w:fldCharType="separate"/>
       </w:r>
       <w:r>
-        <w:t>14</w:t>
+        <w:t>15</w:t>
       </w:r>
       <w:r>
         <w:fldChar w:fldCharType="end"/>
@@ -1723,7 +1725,7 @@
         <w:fldChar w:fldCharType="begin"/>
       </w:r>
       <w:r>
-        <w:instrText xml:space="preserve"> HYPERLINK \l _Toc10032 </w:instrText>
+        <w:instrText xml:space="preserve"> HYPERLINK \l _Toc31598 </w:instrText>
       </w:r>
       <w:r>
         <w:fldChar w:fldCharType="separate"/>
@@ -1742,13 +1744,13 @@
         <w:fldChar w:fldCharType="begin"/>
       </w:r>
       <w:r>
-        <w:instrText xml:space="preserve"> PAGEREF _Toc10032 \h </w:instrText>
+        <w:instrText xml:space="preserve"> PAGEREF _Toc31598 \h </w:instrText>
       </w:r>
       <w:r>
         <w:fldChar w:fldCharType="separate"/>
       </w:r>
       <w:r>
-        <w:t>15</w:t>
+        <w:t>16</w:t>
       </w:r>
       <w:r>
         <w:fldChar w:fldCharType="end"/>
@@ -1768,7 +1770,7 @@
         <w:fldChar w:fldCharType="begin"/>
       </w:r>
       <w:r>
-        <w:instrText xml:space="preserve"> HYPERLINK \l _Toc32342 </w:instrText>
+        <w:instrText xml:space="preserve"> HYPERLINK \l _Toc27312 </w:instrText>
       </w:r>
       <w:r>
         <w:fldChar w:fldCharType="separate"/>
@@ -1787,13 +1789,13 @@
         <w:fldChar w:fldCharType="begin"/>
       </w:r>
       <w:r>
-        <w:instrText xml:space="preserve"> PAGEREF _Toc32342 \h </w:instrText>
+        <w:instrText xml:space="preserve"> PAGEREF _Toc27312 \h </w:instrText>
       </w:r>
       <w:r>
         <w:fldChar w:fldCharType="separate"/>
       </w:r>
       <w:r>
-        <w:t>15</w:t>
+        <w:t>16</w:t>
       </w:r>
       <w:r>
         <w:fldChar w:fldCharType="end"/>
@@ -1813,7 +1815,7 @@
         <w:fldChar w:fldCharType="begin"/>
       </w:r>
       <w:r>
-        <w:instrText xml:space="preserve"> HYPERLINK \l _Toc7871 </w:instrText>
+        <w:instrText xml:space="preserve"> HYPERLINK \l _Toc14900 </w:instrText>
       </w:r>
       <w:r>
         <w:fldChar w:fldCharType="separate"/>
@@ -1846,13 +1848,13 @@
         <w:fldChar w:fldCharType="begin"/>
       </w:r>
       <w:r>
-        <w:instrText xml:space="preserve"> PAGEREF _Toc7871 \h </w:instrText>
+        <w:instrText xml:space="preserve"> PAGEREF _Toc14900 \h </w:instrText>
       </w:r>
       <w:r>
         <w:fldChar w:fldCharType="separate"/>
       </w:r>
       <w:r>
-        <w:t>15</w:t>
+        <w:t>16</w:t>
       </w:r>
       <w:r>
         <w:fldChar w:fldCharType="end"/>
@@ -1872,7 +1874,7 @@
         <w:fldChar w:fldCharType="begin"/>
       </w:r>
       <w:r>
-        <w:instrText xml:space="preserve"> HYPERLINK \l _Toc7273 </w:instrText>
+        <w:instrText xml:space="preserve"> HYPERLINK \l _Toc21822 </w:instrText>
       </w:r>
       <w:r>
         <w:fldChar w:fldCharType="separate"/>
@@ -1891,13 +1893,13 @@
         <w:fldChar w:fldCharType="begin"/>
       </w:r>
       <w:r>
-        <w:instrText xml:space="preserve"> PAGEREF _Toc7273 \h </w:instrText>
+        <w:instrText xml:space="preserve"> PAGEREF _Toc21822 \h </w:instrText>
       </w:r>
       <w:r>
         <w:fldChar w:fldCharType="separate"/>
       </w:r>
       <w:r>
-        <w:t>16</w:t>
+        <w:t>17</w:t>
       </w:r>
       <w:r>
         <w:fldChar w:fldCharType="end"/>
@@ -1917,7 +1919,7 @@
         <w:fldChar w:fldCharType="begin"/>
       </w:r>
       <w:r>
-        <w:instrText xml:space="preserve"> HYPERLINK \l _Toc21871 </w:instrText>
+        <w:instrText xml:space="preserve"> HYPERLINK \l _Toc790 </w:instrText>
       </w:r>
       <w:r>
         <w:fldChar w:fldCharType="separate"/>
@@ -1943,13 +1945,13 @@
         <w:fldChar w:fldCharType="begin"/>
       </w:r>
       <w:r>
-        <w:instrText xml:space="preserve"> PAGEREF _Toc21871 \h </w:instrText>
+        <w:instrText xml:space="preserve"> PAGEREF _Toc790 \h </w:instrText>
       </w:r>
       <w:r>
         <w:fldChar w:fldCharType="separate"/>
       </w:r>
       <w:r>
-        <w:t>16</w:t>
+        <w:t>17</w:t>
       </w:r>
       <w:r>
         <w:fldChar w:fldCharType="end"/>
@@ -1969,7 +1971,7 @@
         <w:fldChar w:fldCharType="begin"/>
       </w:r>
       <w:r>
-        <w:instrText xml:space="preserve"> HYPERLINK \l _Toc26687 </w:instrText>
+        <w:instrText xml:space="preserve"> HYPERLINK \l _Toc27033 </w:instrText>
       </w:r>
       <w:r>
         <w:fldChar w:fldCharType="separate"/>
@@ -1988,13 +1990,13 @@
         <w:fldChar w:fldCharType="begin"/>
       </w:r>
       <w:r>
-        <w:instrText xml:space="preserve"> PAGEREF _Toc26687 \h </w:instrText>
+        <w:instrText xml:space="preserve"> PAGEREF _Toc27033 \h </w:instrText>
       </w:r>
       <w:r>
         <w:fldChar w:fldCharType="separate"/>
       </w:r>
       <w:r>
-        <w:t>16</w:t>
+        <w:t>17</w:t>
       </w:r>
       <w:r>
         <w:fldChar w:fldCharType="end"/>
@@ -2014,7 +2016,7 @@
         <w:fldChar w:fldCharType="begin"/>
       </w:r>
       <w:r>
-        <w:instrText xml:space="preserve"> HYPERLINK \l _Toc14935 </w:instrText>
+        <w:instrText xml:space="preserve"> HYPERLINK \l _Toc24347 </w:instrText>
       </w:r>
       <w:r>
         <w:fldChar w:fldCharType="separate"/>
@@ -2047,13 +2049,13 @@
         <w:fldChar w:fldCharType="begin"/>
       </w:r>
       <w:r>
-        <w:instrText xml:space="preserve"> PAGEREF _Toc14935 \h </w:instrText>
+        <w:instrText xml:space="preserve"> PAGEREF _Toc24347 \h </w:instrText>
       </w:r>
       <w:r>
         <w:fldChar w:fldCharType="separate"/>
       </w:r>
       <w:r>
-        <w:t>16</w:t>
+        <w:t>17</w:t>
       </w:r>
       <w:r>
         <w:fldChar w:fldCharType="end"/>
@@ -2073,7 +2075,7 @@
         <w:fldChar w:fldCharType="begin"/>
       </w:r>
       <w:r>
-        <w:instrText xml:space="preserve"> HYPERLINK \l _Toc6124 </w:instrText>
+        <w:instrText xml:space="preserve"> HYPERLINK \l _Toc22501 </w:instrText>
       </w:r>
       <w:r>
         <w:fldChar w:fldCharType="separate"/>
@@ -2092,13 +2094,13 @@
         <w:fldChar w:fldCharType="begin"/>
       </w:r>
       <w:r>
-        <w:instrText xml:space="preserve"> PAGEREF _Toc6124 \h </w:instrText>
+        <w:instrText xml:space="preserve"> PAGEREF _Toc22501 \h </w:instrText>
       </w:r>
       <w:r>
         <w:fldChar w:fldCharType="separate"/>
       </w:r>
       <w:r>
-        <w:t>17</w:t>
+        <w:t>18</w:t>
       </w:r>
       <w:r>
         <w:fldChar w:fldCharType="end"/>
@@ -2118,7 +2120,7 @@
         <w:fldChar w:fldCharType="begin"/>
       </w:r>
       <w:r>
-        <w:instrText xml:space="preserve"> HYPERLINK \l _Toc26947 </w:instrText>
+        <w:instrText xml:space="preserve"> HYPERLINK \l _Toc9285 </w:instrText>
       </w:r>
       <w:r>
         <w:fldChar w:fldCharType="separate"/>
@@ -2137,13 +2139,13 @@
         <w:fldChar w:fldCharType="begin"/>
       </w:r>
       <w:r>
-        <w:instrText xml:space="preserve"> PAGEREF _Toc26947 \h </w:instrText>
+        <w:instrText xml:space="preserve"> PAGEREF _Toc9285 \h </w:instrText>
       </w:r>
       <w:r>
         <w:fldChar w:fldCharType="separate"/>
       </w:r>
       <w:r>
-        <w:t>17</w:t>
+        <w:t>18</w:t>
       </w:r>
       <w:r>
         <w:fldChar w:fldCharType="end"/>
@@ -2163,7 +2165,7 @@
         <w:fldChar w:fldCharType="begin"/>
       </w:r>
       <w:r>
-        <w:instrText xml:space="preserve"> HYPERLINK \l _Toc17897 </w:instrText>
+        <w:instrText xml:space="preserve"> HYPERLINK \l _Toc9244 </w:instrText>
       </w:r>
       <w:r>
         <w:fldChar w:fldCharType="separate"/>
@@ -2196,13 +2198,13 @@
         <w:fldChar w:fldCharType="begin"/>
       </w:r>
       <w:r>
-        <w:instrText xml:space="preserve"> PAGEREF _Toc17897 \h </w:instrText>
+        <w:instrText xml:space="preserve"> PAGEREF _Toc9244 \h </w:instrText>
       </w:r>
       <w:r>
         <w:fldChar w:fldCharType="separate"/>
       </w:r>
       <w:r>
-        <w:t>17</w:t>
+        <w:t>18</w:t>
       </w:r>
       <w:r>
         <w:fldChar w:fldCharType="end"/>
@@ -2222,7 +2224,7 @@
         <w:fldChar w:fldCharType="begin"/>
       </w:r>
       <w:r>
-        <w:instrText xml:space="preserve"> HYPERLINK \l _Toc20775 </w:instrText>
+        <w:instrText xml:space="preserve"> HYPERLINK \l _Toc4281 </w:instrText>
       </w:r>
       <w:r>
         <w:fldChar w:fldCharType="separate"/>
@@ -2241,13 +2243,13 @@
         <w:fldChar w:fldCharType="begin"/>
       </w:r>
       <w:r>
-        <w:instrText xml:space="preserve"> PAGEREF _Toc20775 \h </w:instrText>
+        <w:instrText xml:space="preserve"> PAGEREF _Toc4281 \h </w:instrText>
       </w:r>
       <w:r>
         <w:fldChar w:fldCharType="separate"/>
       </w:r>
       <w:r>
-        <w:t>19</w:t>
+        <w:t>20</w:t>
       </w:r>
       <w:r>
         <w:fldChar w:fldCharType="end"/>
@@ -2267,7 +2269,7 @@
         <w:fldChar w:fldCharType="begin"/>
       </w:r>
       <w:r>
-        <w:instrText xml:space="preserve"> HYPERLINK \l _Toc21071 </w:instrText>
+        <w:instrText xml:space="preserve"> HYPERLINK \l _Toc897 </w:instrText>
       </w:r>
       <w:r>
         <w:fldChar w:fldCharType="separate"/>
@@ -2293,13 +2295,13 @@
         <w:fldChar w:fldCharType="begin"/>
       </w:r>
       <w:r>
-        <w:instrText xml:space="preserve"> PAGEREF _Toc21071 \h </w:instrText>
+        <w:instrText xml:space="preserve"> PAGEREF _Toc897 \h </w:instrText>
       </w:r>
       <w:r>
         <w:fldChar w:fldCharType="separate"/>
       </w:r>
       <w:r>
-        <w:t>19</w:t>
+        <w:t>20</w:t>
       </w:r>
       <w:r>
         <w:fldChar w:fldCharType="end"/>
@@ -2319,7 +2321,7 @@
         <w:fldChar w:fldCharType="begin"/>
       </w:r>
       <w:r>
-        <w:instrText xml:space="preserve"> HYPERLINK \l _Toc4830 </w:instrText>
+        <w:instrText xml:space="preserve"> HYPERLINK \l _Toc29753 </w:instrText>
       </w:r>
       <w:r>
         <w:fldChar w:fldCharType="separate"/>
@@ -2338,13 +2340,13 @@
         <w:fldChar w:fldCharType="begin"/>
       </w:r>
       <w:r>
-        <w:instrText xml:space="preserve"> PAGEREF _Toc4830 \h </w:instrText>
+        <w:instrText xml:space="preserve"> PAGEREF _Toc29753 \h </w:instrText>
       </w:r>
       <w:r>
         <w:fldChar w:fldCharType="separate"/>
       </w:r>
       <w:r>
-        <w:t>19</w:t>
+        <w:t>20</w:t>
       </w:r>
       <w:r>
         <w:fldChar w:fldCharType="end"/>
@@ -2364,7 +2366,7 @@
         <w:fldChar w:fldCharType="begin"/>
       </w:r>
       <w:r>
-        <w:instrText xml:space="preserve"> HYPERLINK \l _Toc16143 </w:instrText>
+        <w:instrText xml:space="preserve"> HYPERLINK \l _Toc11794 </w:instrText>
       </w:r>
       <w:r>
         <w:fldChar w:fldCharType="separate"/>
@@ -2397,13 +2399,13 @@
         <w:fldChar w:fldCharType="begin"/>
       </w:r>
       <w:r>
-        <w:instrText xml:space="preserve"> PAGEREF _Toc16143 \h </w:instrText>
+        <w:instrText xml:space="preserve"> PAGEREF _Toc11794 \h </w:instrText>
       </w:r>
       <w:r>
         <w:fldChar w:fldCharType="separate"/>
       </w:r>
       <w:r>
-        <w:t>19</w:t>
+        <w:t>20</w:t>
       </w:r>
       <w:r>
         <w:fldChar w:fldCharType="end"/>
@@ -2423,7 +2425,7 @@
         <w:fldChar w:fldCharType="begin"/>
       </w:r>
       <w:r>
-        <w:instrText xml:space="preserve"> HYPERLINK \l _Toc785 </w:instrText>
+        <w:instrText xml:space="preserve"> HYPERLINK \l _Toc26361 </w:instrText>
       </w:r>
       <w:r>
         <w:fldChar w:fldCharType="separate"/>
@@ -2442,13 +2444,13 @@
         <w:fldChar w:fldCharType="begin"/>
       </w:r>
       <w:r>
-        <w:instrText xml:space="preserve"> PAGEREF _Toc785 \h </w:instrText>
+        <w:instrText xml:space="preserve"> PAGEREF _Toc26361 \h </w:instrText>
       </w:r>
       <w:r>
         <w:fldChar w:fldCharType="separate"/>
       </w:r>
       <w:r>
-        <w:t>19</w:t>
+        <w:t>20</w:t>
       </w:r>
       <w:r>
         <w:fldChar w:fldCharType="end"/>
@@ -2468,7 +2470,7 @@
         <w:fldChar w:fldCharType="begin"/>
       </w:r>
       <w:r>
-        <w:instrText xml:space="preserve"> HYPERLINK \l _Toc26303 </w:instrText>
+        <w:instrText xml:space="preserve"> HYPERLINK \l _Toc10656 </w:instrText>
       </w:r>
       <w:r>
         <w:fldChar w:fldCharType="separate"/>
@@ -2487,13 +2489,13 @@
         <w:fldChar w:fldCharType="begin"/>
       </w:r>
       <w:r>
-        <w:instrText xml:space="preserve"> PAGEREF _Toc26303 \h </w:instrText>
+        <w:instrText xml:space="preserve"> PAGEREF _Toc10656 \h </w:instrText>
       </w:r>
       <w:r>
         <w:fldChar w:fldCharType="separate"/>
       </w:r>
       <w:r>
-        <w:t>20</w:t>
+        <w:t>21</w:t>
       </w:r>
       <w:r>
         <w:fldChar w:fldCharType="end"/>
@@ -2513,7 +2515,7 @@
         <w:fldChar w:fldCharType="begin"/>
       </w:r>
       <w:r>
-        <w:instrText xml:space="preserve"> HYPERLINK \l _Toc20548 </w:instrText>
+        <w:instrText xml:space="preserve"> HYPERLINK \l _Toc30591 </w:instrText>
       </w:r>
       <w:r>
         <w:fldChar w:fldCharType="separate"/>
@@ -2546,13 +2548,13 @@
         <w:fldChar w:fldCharType="begin"/>
       </w:r>
       <w:r>
-        <w:instrText xml:space="preserve"> PAGEREF _Toc20548 \h </w:instrText>
+        <w:instrText xml:space="preserve"> PAGEREF _Toc30591 \h </w:instrText>
       </w:r>
       <w:r>
         <w:fldChar w:fldCharType="separate"/>
       </w:r>
       <w:r>
-        <w:t>20</w:t>
+        <w:t>21</w:t>
       </w:r>
       <w:r>
         <w:fldChar w:fldCharType="end"/>
@@ -2572,7 +2574,7 @@
         <w:fldChar w:fldCharType="begin"/>
       </w:r>
       <w:r>
-        <w:instrText xml:space="preserve"> HYPERLINK \l _Toc10996 </w:instrText>
+        <w:instrText xml:space="preserve"> HYPERLINK \l _Toc29335 </w:instrText>
       </w:r>
       <w:r>
         <w:fldChar w:fldCharType="separate"/>
@@ -2591,13 +2593,13 @@
         <w:fldChar w:fldCharType="begin"/>
       </w:r>
       <w:r>
-        <w:instrText xml:space="preserve"> PAGEREF _Toc10996 \h </w:instrText>
+        <w:instrText xml:space="preserve"> PAGEREF _Toc29335 \h </w:instrText>
       </w:r>
       <w:r>
         <w:fldChar w:fldCharType="separate"/>
       </w:r>
       <w:r>
-        <w:t>20</w:t>
+        <w:t>21</w:t>
       </w:r>
       <w:r>
         <w:fldChar w:fldCharType="end"/>
@@ -2617,7 +2619,7 @@
         <w:fldChar w:fldCharType="begin"/>
       </w:r>
       <w:r>
-        <w:instrText xml:space="preserve"> HYPERLINK \l _Toc5720 </w:instrText>
+        <w:instrText xml:space="preserve"> HYPERLINK \l _Toc8355 </w:instrText>
       </w:r>
       <w:r>
         <w:fldChar w:fldCharType="separate"/>
@@ -2643,13 +2645,13 @@
         <w:fldChar w:fldCharType="begin"/>
       </w:r>
       <w:r>
-        <w:instrText xml:space="preserve"> PAGEREF _Toc5720 \h </w:instrText>
+        <w:instrText xml:space="preserve"> PAGEREF _Toc8355 \h </w:instrText>
       </w:r>
       <w:r>
         <w:fldChar w:fldCharType="separate"/>
       </w:r>
       <w:r>
-        <w:t>21</w:t>
+        <w:t>22</w:t>
       </w:r>
       <w:r>
         <w:fldChar w:fldCharType="end"/>
@@ -2669,7 +2671,7 @@
         <w:fldChar w:fldCharType="begin"/>
       </w:r>
       <w:r>
-        <w:instrText xml:space="preserve"> HYPERLINK \l _Toc24128 </w:instrText>
+        <w:instrText xml:space="preserve"> HYPERLINK \l _Toc4153 </w:instrText>
       </w:r>
       <w:r>
         <w:fldChar w:fldCharType="separate"/>
@@ -2688,13 +2690,13 @@
         <w:fldChar w:fldCharType="begin"/>
       </w:r>
       <w:r>
-        <w:instrText xml:space="preserve"> PAGEREF _Toc24128 \h </w:instrText>
+        <w:instrText xml:space="preserve"> PAGEREF _Toc4153 \h </w:instrText>
       </w:r>
       <w:r>
         <w:fldChar w:fldCharType="separate"/>
       </w:r>
       <w:r>
-        <w:t>21</w:t>
+        <w:t>22</w:t>
       </w:r>
       <w:r>
         <w:fldChar w:fldCharType="end"/>
@@ -2714,7 +2716,7 @@
         <w:fldChar w:fldCharType="begin"/>
       </w:r>
       <w:r>
-        <w:instrText xml:space="preserve"> HYPERLINK \l _Toc13056 </w:instrText>
+        <w:instrText xml:space="preserve"> HYPERLINK \l _Toc3386 </w:instrText>
       </w:r>
       <w:r>
         <w:fldChar w:fldCharType="separate"/>
@@ -2747,13 +2749,13 @@
         <w:fldChar w:fldCharType="begin"/>
       </w:r>
       <w:r>
-        <w:instrText xml:space="preserve"> PAGEREF _Toc13056 \h </w:instrText>
+        <w:instrText xml:space="preserve"> PAGEREF _Toc3386 \h </w:instrText>
       </w:r>
       <w:r>
         <w:fldChar w:fldCharType="separate"/>
       </w:r>
       <w:r>
-        <w:t>21</w:t>
+        <w:t>22</w:t>
       </w:r>
       <w:r>
         <w:fldChar w:fldCharType="end"/>
@@ -2773,7 +2775,7 @@
         <w:fldChar w:fldCharType="begin"/>
       </w:r>
       <w:r>
-        <w:instrText xml:space="preserve"> HYPERLINK \l _Toc3915 </w:instrText>
+        <w:instrText xml:space="preserve"> HYPERLINK \l _Toc18460 </w:instrText>
       </w:r>
       <w:r>
         <w:fldChar w:fldCharType="separate"/>
@@ -2792,13 +2794,13 @@
         <w:fldChar w:fldCharType="begin"/>
       </w:r>
       <w:r>
-        <w:instrText xml:space="preserve"> PAGEREF _Toc3915 \h </w:instrText>
+        <w:instrText xml:space="preserve"> PAGEREF _Toc18460 \h </w:instrText>
       </w:r>
       <w:r>
         <w:fldChar w:fldCharType="separate"/>
       </w:r>
       <w:r>
-        <w:t>22</w:t>
+        <w:t>23</w:t>
       </w:r>
       <w:r>
         <w:fldChar w:fldCharType="end"/>
@@ -2818,7 +2820,7 @@
         <w:fldChar w:fldCharType="begin"/>
       </w:r>
       <w:r>
-        <w:instrText xml:space="preserve"> HYPERLINK \l _Toc2810 </w:instrText>
+        <w:instrText xml:space="preserve"> HYPERLINK \l _Toc566 </w:instrText>
       </w:r>
       <w:r>
         <w:fldChar w:fldCharType="separate"/>
@@ -2837,13 +2839,13 @@
         <w:fldChar w:fldCharType="begin"/>
       </w:r>
       <w:r>
-        <w:instrText xml:space="preserve"> PAGEREF _Toc2810 \h </w:instrText>
+        <w:instrText xml:space="preserve"> PAGEREF _Toc566 \h </w:instrText>
       </w:r>
       <w:r>
         <w:fldChar w:fldCharType="separate"/>
       </w:r>
       <w:r>
-        <w:t>22</w:t>
+        <w:t>23</w:t>
       </w:r>
       <w:r>
         <w:fldChar w:fldCharType="end"/>
@@ -2863,7 +2865,7 @@
         <w:fldChar w:fldCharType="begin"/>
       </w:r>
       <w:r>
-        <w:instrText xml:space="preserve"> HYPERLINK \l _Toc17833 </w:instrText>
+        <w:instrText xml:space="preserve"> HYPERLINK \l _Toc21080 </w:instrText>
       </w:r>
       <w:r>
         <w:fldChar w:fldCharType="separate"/>
@@ -2896,13 +2898,13 @@
         <w:fldChar w:fldCharType="begin"/>
       </w:r>
       <w:r>
-        <w:instrText xml:space="preserve"> PAGEREF _Toc17833 \h </w:instrText>
+        <w:instrText xml:space="preserve"> PAGEREF _Toc21080 \h </w:instrText>
       </w:r>
       <w:r>
         <w:fldChar w:fldCharType="separate"/>
       </w:r>
       <w:r>
-        <w:t>22</w:t>
+        <w:t>23</w:t>
       </w:r>
       <w:r>
         <w:fldChar w:fldCharType="end"/>
@@ -2922,7 +2924,7 @@
         <w:fldChar w:fldCharType="begin"/>
       </w:r>
       <w:r>
-        <w:instrText xml:space="preserve"> HYPERLINK \l _Toc11797 </w:instrText>
+        <w:instrText xml:space="preserve"> HYPERLINK \l _Toc27281 </w:instrText>
       </w:r>
       <w:r>
         <w:fldChar w:fldCharType="separate"/>
@@ -2941,13 +2943,13 @@
         <w:fldChar w:fldCharType="begin"/>
       </w:r>
       <w:r>
-        <w:instrText xml:space="preserve"> PAGEREF _Toc11797 \h </w:instrText>
+        <w:instrText xml:space="preserve"> PAGEREF _Toc27281 \h </w:instrText>
       </w:r>
       <w:r>
         <w:fldChar w:fldCharType="separate"/>
       </w:r>
       <w:r>
-        <w:t>23</w:t>
+        <w:t>24</w:t>
       </w:r>
       <w:r>
         <w:fldChar w:fldCharType="end"/>
@@ -2967,7 +2969,7 @@
         <w:fldChar w:fldCharType="begin"/>
       </w:r>
       <w:r>
-        <w:instrText xml:space="preserve"> HYPERLINK \l _Toc1620 </w:instrText>
+        <w:instrText xml:space="preserve"> HYPERLINK \l _Toc15417 </w:instrText>
       </w:r>
       <w:r>
         <w:fldChar w:fldCharType="separate"/>
@@ -2993,13 +2995,13 @@
         <w:fldChar w:fldCharType="begin"/>
       </w:r>
       <w:r>
-        <w:instrText xml:space="preserve"> PAGEREF _Toc1620 \h </w:instrText>
+        <w:instrText xml:space="preserve"> PAGEREF _Toc15417 \h </w:instrText>
       </w:r>
       <w:r>
         <w:fldChar w:fldCharType="separate"/>
       </w:r>
       <w:r>
-        <w:t>24</w:t>
+        <w:t>25</w:t>
       </w:r>
       <w:r>
         <w:fldChar w:fldCharType="end"/>
@@ -3019,7 +3021,7 @@
         <w:fldChar w:fldCharType="begin"/>
       </w:r>
       <w:r>
-        <w:instrText xml:space="preserve"> HYPERLINK \l _Toc30784 </w:instrText>
+        <w:instrText xml:space="preserve"> HYPERLINK \l _Toc7099 </w:instrText>
       </w:r>
       <w:r>
         <w:fldChar w:fldCharType="separate"/>
@@ -3038,13 +3040,13 @@
         <w:fldChar w:fldCharType="begin"/>
       </w:r>
       <w:r>
-        <w:instrText xml:space="preserve"> PAGEREF _Toc30784 \h </w:instrText>
+        <w:instrText xml:space="preserve"> PAGEREF _Toc7099 \h </w:instrText>
       </w:r>
       <w:r>
         <w:fldChar w:fldCharType="separate"/>
       </w:r>
       <w:r>
-        <w:t>24</w:t>
+        <w:t>25</w:t>
       </w:r>
       <w:r>
         <w:fldChar w:fldCharType="end"/>
@@ -3064,7 +3066,7 @@
         <w:fldChar w:fldCharType="begin"/>
       </w:r>
       <w:r>
-        <w:instrText xml:space="preserve"> HYPERLINK \l _Toc25840 </w:instrText>
+        <w:instrText xml:space="preserve"> HYPERLINK \l _Toc21878 </w:instrText>
       </w:r>
       <w:r>
         <w:fldChar w:fldCharType="separate"/>
@@ -3097,13 +3099,13 @@
         <w:fldChar w:fldCharType="begin"/>
       </w:r>
       <w:r>
-        <w:instrText xml:space="preserve"> PAGEREF _Toc25840 \h </w:instrText>
+        <w:instrText xml:space="preserve"> PAGEREF _Toc21878 \h </w:instrText>
       </w:r>
       <w:r>
         <w:fldChar w:fldCharType="separate"/>
       </w:r>
       <w:r>
-        <w:t>24</w:t>
+        <w:t>25</w:t>
       </w:r>
       <w:r>
         <w:fldChar w:fldCharType="end"/>
@@ -3123,7 +3125,7 @@
         <w:fldChar w:fldCharType="begin"/>
       </w:r>
       <w:r>
-        <w:instrText xml:space="preserve"> HYPERLINK \l _Toc55 </w:instrText>
+        <w:instrText xml:space="preserve"> HYPERLINK \l _Toc24174 </w:instrText>
       </w:r>
       <w:r>
         <w:fldChar w:fldCharType="separate"/>
@@ -3142,13 +3144,13 @@
         <w:fldChar w:fldCharType="begin"/>
       </w:r>
       <w:r>
-        <w:instrText xml:space="preserve"> PAGEREF _Toc55 \h </w:instrText>
+        <w:instrText xml:space="preserve"> PAGEREF _Toc24174 \h </w:instrText>
       </w:r>
       <w:r>
         <w:fldChar w:fldCharType="separate"/>
       </w:r>
       <w:r>
-        <w:t>25</w:t>
+        <w:t>26</w:t>
       </w:r>
       <w:r>
         <w:fldChar w:fldCharType="end"/>
@@ -3168,7 +3170,7 @@
         <w:fldChar w:fldCharType="begin"/>
       </w:r>
       <w:r>
-        <w:instrText xml:space="preserve"> HYPERLINK \l _Toc20553 </w:instrText>
+        <w:instrText xml:space="preserve"> HYPERLINK \l _Toc9281 </w:instrText>
       </w:r>
       <w:r>
         <w:fldChar w:fldCharType="separate"/>
@@ -3187,13 +3189,13 @@
         <w:fldChar w:fldCharType="begin"/>
       </w:r>
       <w:r>
-        <w:instrText xml:space="preserve"> PAGEREF _Toc20553 \h </w:instrText>
+        <w:instrText xml:space="preserve"> PAGEREF _Toc9281 \h </w:instrText>
       </w:r>
       <w:r>
         <w:fldChar w:fldCharType="separate"/>
       </w:r>
       <w:r>
-        <w:t>25</w:t>
+        <w:t>26</w:t>
       </w:r>
       <w:r>
         <w:fldChar w:fldCharType="end"/>
@@ -3213,7 +3215,7 @@
         <w:fldChar w:fldCharType="begin"/>
       </w:r>
       <w:r>
-        <w:instrText xml:space="preserve"> HYPERLINK \l _Toc26771 </w:instrText>
+        <w:instrText xml:space="preserve"> HYPERLINK \l _Toc26374 </w:instrText>
       </w:r>
       <w:r>
         <w:fldChar w:fldCharType="separate"/>
@@ -3246,13 +3248,13 @@
         <w:fldChar w:fldCharType="begin"/>
       </w:r>
       <w:r>
-        <w:instrText xml:space="preserve"> PAGEREF _Toc26771 \h </w:instrText>
+        <w:instrText xml:space="preserve"> PAGEREF _Toc26374 \h </w:instrText>
       </w:r>
       <w:r>
         <w:fldChar w:fldCharType="separate"/>
       </w:r>
       <w:r>
-        <w:t>25</w:t>
+        <w:t>26</w:t>
       </w:r>
       <w:r>
         <w:fldChar w:fldCharType="end"/>
@@ -3272,7 +3274,7 @@
         <w:fldChar w:fldCharType="begin"/>
       </w:r>
       <w:r>
-        <w:instrText xml:space="preserve"> HYPERLINK \l _Toc31656 </w:instrText>
+        <w:instrText xml:space="preserve"> HYPERLINK \l _Toc32424 </w:instrText>
       </w:r>
       <w:r>
         <w:fldChar w:fldCharType="separate"/>
@@ -3291,13 +3293,13 @@
         <w:fldChar w:fldCharType="begin"/>
       </w:r>
       <w:r>
-        <w:instrText xml:space="preserve"> PAGEREF _Toc31656 \h </w:instrText>
+        <w:instrText xml:space="preserve"> PAGEREF _Toc32424 \h </w:instrText>
       </w:r>
       <w:r>
         <w:fldChar w:fldCharType="separate"/>
       </w:r>
       <w:r>
-        <w:t>25</w:t>
+        <w:t>29</w:t>
       </w:r>
       <w:r>
         <w:fldChar w:fldCharType="end"/>
@@ -3317,7 +3319,7 @@
         <w:fldChar w:fldCharType="begin"/>
       </w:r>
       <w:r>
-        <w:instrText xml:space="preserve"> HYPERLINK \l _Toc3643 </w:instrText>
+        <w:instrText xml:space="preserve"> HYPERLINK \l _Toc479 </w:instrText>
       </w:r>
       <w:r>
         <w:fldChar w:fldCharType="separate"/>
@@ -3334,7 +3336,7 @@
           <w:rFonts w:hint="default"/>
           <w:lang w:val="en-US"/>
         </w:rPr>
-        <w:t>9: feat(RestaurantListPage): RestaurantListPage pages</w:t>
+        <w:t>10: feat(RestaurantListPage): RestaurantListPage pages</w:t>
       </w:r>
       <w:r>
         <w:tab/>
@@ -3343,13 +3345,13 @@
         <w:fldChar w:fldCharType="begin"/>
       </w:r>
       <w:r>
-        <w:instrText xml:space="preserve"> PAGEREF _Toc3643 \h </w:instrText>
+        <w:instrText xml:space="preserve"> PAGEREF _Toc479 \h </w:instrText>
       </w:r>
       <w:r>
         <w:fldChar w:fldCharType="separate"/>
       </w:r>
       <w:r>
-        <w:t>25</w:t>
+        <w:t>30</w:t>
       </w:r>
       <w:r>
         <w:fldChar w:fldCharType="end"/>
@@ -3369,7 +3371,7 @@
         <w:fldChar w:fldCharType="begin"/>
       </w:r>
       <w:r>
-        <w:instrText xml:space="preserve"> HYPERLINK \l _Toc5112 </w:instrText>
+        <w:instrText xml:space="preserve"> HYPERLINK \l _Toc7194 </w:instrText>
       </w:r>
       <w:r>
         <w:fldChar w:fldCharType="separate"/>
@@ -3388,13 +3390,13 @@
         <w:fldChar w:fldCharType="begin"/>
       </w:r>
       <w:r>
-        <w:instrText xml:space="preserve"> PAGEREF _Toc5112 \h </w:instrText>
+        <w:instrText xml:space="preserve"> PAGEREF _Toc7194 \h </w:instrText>
       </w:r>
       <w:r>
         <w:fldChar w:fldCharType="separate"/>
       </w:r>
       <w:r>
-        <w:t>25</w:t>
+        <w:t>30</w:t>
       </w:r>
       <w:r>
         <w:fldChar w:fldCharType="end"/>
@@ -3414,7 +3416,7 @@
         <w:fldChar w:fldCharType="begin"/>
       </w:r>
       <w:r>
-        <w:instrText xml:space="preserve"> HYPERLINK \l _Toc10129 </w:instrText>
+        <w:instrText xml:space="preserve"> HYPERLINK \l _Toc6970 </w:instrText>
       </w:r>
       <w:r>
         <w:fldChar w:fldCharType="separate"/>
@@ -3447,13 +3449,13 @@
         <w:fldChar w:fldCharType="begin"/>
       </w:r>
       <w:r>
-        <w:instrText xml:space="preserve"> PAGEREF _Toc10129 \h </w:instrText>
+        <w:instrText xml:space="preserve"> PAGEREF _Toc6970 \h </w:instrText>
       </w:r>
       <w:r>
         <w:fldChar w:fldCharType="separate"/>
       </w:r>
       <w:r>
-        <w:t>25</w:t>
+        <w:t>30</w:t>
       </w:r>
       <w:r>
         <w:fldChar w:fldCharType="end"/>
@@ -3473,7 +3475,7 @@
         <w:fldChar w:fldCharType="begin"/>
       </w:r>
       <w:r>
-        <w:instrText xml:space="preserve"> HYPERLINK \l _Toc9928 </w:instrText>
+        <w:instrText xml:space="preserve"> HYPERLINK \l _Toc18454 </w:instrText>
       </w:r>
       <w:r>
         <w:fldChar w:fldCharType="separate"/>
@@ -3492,13 +3494,13 @@
         <w:fldChar w:fldCharType="begin"/>
       </w:r>
       <w:r>
-        <w:instrText xml:space="preserve"> PAGEREF _Toc9928 \h </w:instrText>
+        <w:instrText xml:space="preserve"> PAGEREF _Toc18454 \h </w:instrText>
       </w:r>
       <w:r>
         <w:fldChar w:fldCharType="separate"/>
       </w:r>
       <w:r>
-        <w:t>26</w:t>
+        <w:t>30</w:t>
       </w:r>
       <w:r>
         <w:fldChar w:fldCharType="end"/>
@@ -3518,7 +3520,7 @@
         <w:fldChar w:fldCharType="begin"/>
       </w:r>
       <w:r>
-        <w:instrText xml:space="preserve"> HYPERLINK \l _Toc16845 </w:instrText>
+        <w:instrText xml:space="preserve"> HYPERLINK \l _Toc18364 </w:instrText>
       </w:r>
       <w:r>
         <w:fldChar w:fldCharType="separate"/>
@@ -3537,13 +3539,13 @@
         <w:fldChar w:fldCharType="begin"/>
       </w:r>
       <w:r>
-        <w:instrText xml:space="preserve"> PAGEREF _Toc16845 \h </w:instrText>
+        <w:instrText xml:space="preserve"> PAGEREF _Toc18364 \h </w:instrText>
       </w:r>
       <w:r>
         <w:fldChar w:fldCharType="separate"/>
       </w:r>
       <w:r>
-        <w:t>26</w:t>
+        <w:t>31</w:t>
       </w:r>
       <w:r>
         <w:fldChar w:fldCharType="end"/>
@@ -3563,7 +3565,7 @@
         <w:fldChar w:fldCharType="begin"/>
       </w:r>
       <w:r>
-        <w:instrText xml:space="preserve"> HYPERLINK \l _Toc4785 </w:instrText>
+        <w:instrText xml:space="preserve"> HYPERLINK \l _Toc26443 </w:instrText>
       </w:r>
       <w:r>
         <w:fldChar w:fldCharType="separate"/>
@@ -3596,13 +3598,13 @@
         <w:fldChar w:fldCharType="begin"/>
       </w:r>
       <w:r>
-        <w:instrText xml:space="preserve"> PAGEREF _Toc4785 \h </w:instrText>
+        <w:instrText xml:space="preserve"> PAGEREF _Toc26443 \h </w:instrText>
       </w:r>
       <w:r>
         <w:fldChar w:fldCharType="separate"/>
       </w:r>
       <w:r>
-        <w:t>26</w:t>
+        <w:t>31</w:t>
       </w:r>
       <w:r>
         <w:fldChar w:fldCharType="end"/>
@@ -3622,7 +3624,7 @@
         <w:fldChar w:fldCharType="begin"/>
       </w:r>
       <w:r>
-        <w:instrText xml:space="preserve"> HYPERLINK \l _Toc13920 </w:instrText>
+        <w:instrText xml:space="preserve"> HYPERLINK \l _Toc22923 </w:instrText>
       </w:r>
       <w:r>
         <w:fldChar w:fldCharType="separate"/>
@@ -3641,13 +3643,13 @@
         <w:fldChar w:fldCharType="begin"/>
       </w:r>
       <w:r>
-        <w:instrText xml:space="preserve"> PAGEREF _Toc13920 \h </w:instrText>
+        <w:instrText xml:space="preserve"> PAGEREF _Toc22923 \h </w:instrText>
       </w:r>
       <w:r>
         <w:fldChar w:fldCharType="separate"/>
       </w:r>
       <w:r>
-        <w:t>26</w:t>
+        <w:t>32</w:t>
       </w:r>
       <w:r>
         <w:fldChar w:fldCharType="end"/>
@@ -3667,7 +3669,7 @@
         <w:fldChar w:fldCharType="begin"/>
       </w:r>
       <w:r>
-        <w:instrText xml:space="preserve"> HYPERLINK \l _Toc21422 </w:instrText>
+        <w:instrText xml:space="preserve"> HYPERLINK \l _Toc19119 </w:instrText>
       </w:r>
       <w:r>
         <w:fldChar w:fldCharType="separate"/>
@@ -3684,7 +3686,7 @@
           <w:rFonts w:hint="default"/>
           <w:lang w:val="en-US"/>
         </w:rPr>
-        <w:t>9: feat(RestaurantListPage): RestaurantListPage pages</w:t>
+        <w:t>11: feat(RestaurantListPage): RestaurantListPage pages</w:t>
       </w:r>
       <w:r>
         <w:tab/>
@@ -3693,13 +3695,13 @@
         <w:fldChar w:fldCharType="begin"/>
       </w:r>
       <w:r>
-        <w:instrText xml:space="preserve"> PAGEREF _Toc21422 \h </w:instrText>
+        <w:instrText xml:space="preserve"> PAGEREF _Toc19119 \h </w:instrText>
       </w:r>
       <w:r>
         <w:fldChar w:fldCharType="separate"/>
       </w:r>
       <w:r>
-        <w:t>26</w:t>
+        <w:t>33</w:t>
       </w:r>
       <w:r>
         <w:fldChar w:fldCharType="end"/>
@@ -3719,7 +3721,7 @@
         <w:fldChar w:fldCharType="begin"/>
       </w:r>
       <w:r>
-        <w:instrText xml:space="preserve"> HYPERLINK \l _Toc16481 </w:instrText>
+        <w:instrText xml:space="preserve"> HYPERLINK \l _Toc12170 </w:instrText>
       </w:r>
       <w:r>
         <w:fldChar w:fldCharType="separate"/>
@@ -3738,13 +3740,13 @@
         <w:fldChar w:fldCharType="begin"/>
       </w:r>
       <w:r>
-        <w:instrText xml:space="preserve"> PAGEREF _Toc16481 \h </w:instrText>
+        <w:instrText xml:space="preserve"> PAGEREF _Toc12170 \h </w:instrText>
       </w:r>
       <w:r>
         <w:fldChar w:fldCharType="separate"/>
       </w:r>
       <w:r>
-        <w:t>26</w:t>
+        <w:t>33</w:t>
       </w:r>
       <w:r>
         <w:fldChar w:fldCharType="end"/>
@@ -3764,7 +3766,7 @@
         <w:fldChar w:fldCharType="begin"/>
       </w:r>
       <w:r>
-        <w:instrText xml:space="preserve"> HYPERLINK \l _Toc21346 </w:instrText>
+        <w:instrText xml:space="preserve"> HYPERLINK \l _Toc26711 </w:instrText>
       </w:r>
       <w:r>
         <w:fldChar w:fldCharType="separate"/>
@@ -3797,13 +3799,13 @@
         <w:fldChar w:fldCharType="begin"/>
       </w:r>
       <w:r>
-        <w:instrText xml:space="preserve"> PAGEREF _Toc21346 \h </w:instrText>
+        <w:instrText xml:space="preserve"> PAGEREF _Toc26711 \h </w:instrText>
       </w:r>
       <w:r>
         <w:fldChar w:fldCharType="separate"/>
       </w:r>
       <w:r>
-        <w:t>27</w:t>
+        <w:t>33</w:t>
       </w:r>
       <w:r>
         <w:fldChar w:fldCharType="end"/>
@@ -3823,7 +3825,7 @@
         <w:fldChar w:fldCharType="begin"/>
       </w:r>
       <w:r>
-        <w:instrText xml:space="preserve"> HYPERLINK \l _Toc23106 </w:instrText>
+        <w:instrText xml:space="preserve"> HYPERLINK \l _Toc5960 </w:instrText>
       </w:r>
       <w:r>
         <w:fldChar w:fldCharType="separate"/>
@@ -3842,13 +3844,13 @@
         <w:fldChar w:fldCharType="begin"/>
       </w:r>
       <w:r>
-        <w:instrText xml:space="preserve"> PAGEREF _Toc23106 \h </w:instrText>
+        <w:instrText xml:space="preserve"> PAGEREF _Toc5960 \h </w:instrText>
       </w:r>
       <w:r>
         <w:fldChar w:fldCharType="separate"/>
       </w:r>
       <w:r>
-        <w:t>27</w:t>
+        <w:t>33</w:t>
       </w:r>
       <w:r>
         <w:fldChar w:fldCharType="end"/>
@@ -3868,7 +3870,7 @@
         <w:fldChar w:fldCharType="begin"/>
       </w:r>
       <w:r>
-        <w:instrText xml:space="preserve"> HYPERLINK \l _Toc25700 </w:instrText>
+        <w:instrText xml:space="preserve"> HYPERLINK \l _Toc4123 </w:instrText>
       </w:r>
       <w:r>
         <w:fldChar w:fldCharType="separate"/>
@@ -3887,13 +3889,13 @@
         <w:fldChar w:fldCharType="begin"/>
       </w:r>
       <w:r>
-        <w:instrText xml:space="preserve"> PAGEREF _Toc25700 \h </w:instrText>
+        <w:instrText xml:space="preserve"> PAGEREF _Toc4123 \h </w:instrText>
       </w:r>
       <w:r>
         <w:fldChar w:fldCharType="separate"/>
       </w:r>
       <w:r>
-        <w:t>27</w:t>
+        <w:t>34</w:t>
       </w:r>
       <w:r>
         <w:fldChar w:fldCharType="end"/>
@@ -3913,7 +3915,7 @@
         <w:fldChar w:fldCharType="begin"/>
       </w:r>
       <w:r>
-        <w:instrText xml:space="preserve"> HYPERLINK \l _Toc3692 </w:instrText>
+        <w:instrText xml:space="preserve"> HYPERLINK \l _Toc8095 </w:instrText>
       </w:r>
       <w:r>
         <w:fldChar w:fldCharType="separate"/>
@@ -3946,13 +3948,13 @@
         <w:fldChar w:fldCharType="begin"/>
       </w:r>
       <w:r>
-        <w:instrText xml:space="preserve"> PAGEREF _Toc3692 \h </w:instrText>
+        <w:instrText xml:space="preserve"> PAGEREF _Toc8095 \h </w:instrText>
       </w:r>
       <w:r>
         <w:fldChar w:fldCharType="separate"/>
       </w:r>
       <w:r>
-        <w:t>27</w:t>
+        <w:t>34</w:t>
       </w:r>
       <w:r>
         <w:fldChar w:fldCharType="end"/>
@@ -3972,7 +3974,7 @@
         <w:fldChar w:fldCharType="begin"/>
       </w:r>
       <w:r>
-        <w:instrText xml:space="preserve"> HYPERLINK \l _Toc2305 </w:instrText>
+        <w:instrText xml:space="preserve"> HYPERLINK \l _Toc8778 </w:instrText>
       </w:r>
       <w:r>
         <w:fldChar w:fldCharType="separate"/>
@@ -3991,13 +3993,13 @@
         <w:fldChar w:fldCharType="begin"/>
       </w:r>
       <w:r>
-        <w:instrText xml:space="preserve"> PAGEREF _Toc2305 \h </w:instrText>
+        <w:instrText xml:space="preserve"> PAGEREF _Toc8778 \h </w:instrText>
       </w:r>
       <w:r>
         <w:fldChar w:fldCharType="separate"/>
       </w:r>
       <w:r>
-        <w:t>28</w:t>
+        <w:t>38</w:t>
       </w:r>
       <w:r>
         <w:fldChar w:fldCharType="end"/>
@@ -5266,7 +5268,7 @@
           <w:lang w:val="vi-VN"/>
         </w:rPr>
       </w:pPr>
-      <w:bookmarkStart w:id="0" w:name="_Toc11031"/>
+      <w:bookmarkStart w:id="0" w:name="_Toc11959"/>
       <w:r>
         <w:rPr>
           <w:rFonts w:hint="default"/>
@@ -5296,7 +5298,7 @@
           <w:lang w:val="vi-VN"/>
         </w:rPr>
       </w:pPr>
-      <w:bookmarkStart w:id="1" w:name="_Toc20681"/>
+      <w:bookmarkStart w:id="1" w:name="_Toc17989"/>
       <w:r>
         <w:rPr>
           <w:rFonts w:hint="default"/>
@@ -5450,7 +5452,7 @@
           <w:lang w:val="vi-VN"/>
         </w:rPr>
       </w:pPr>
-      <w:bookmarkStart w:id="2" w:name="_Toc12817"/>
+      <w:bookmarkStart w:id="2" w:name="_Toc27212"/>
       <w:r>
         <w:rPr>
           <w:rFonts w:hint="default"/>
@@ -5607,7 +5609,7 @@
           <w:lang w:val="vi-VN"/>
         </w:rPr>
       </w:pPr>
-      <w:bookmarkStart w:id="3" w:name="_Toc21263"/>
+      <w:bookmarkStart w:id="3" w:name="_Toc4884"/>
       <w:r>
         <w:rPr>
           <w:rFonts w:hint="default"/>
@@ -5715,7 +5717,7 @@
           <w:lang w:val="vi-VN"/>
         </w:rPr>
       </w:pPr>
-      <w:bookmarkStart w:id="4" w:name="_Toc11717"/>
+      <w:bookmarkStart w:id="4" w:name="_Toc6994"/>
       <w:r>
         <w:rPr>
           <w:rFonts w:hint="default"/>
@@ -5802,7 +5804,7 @@
           <w:lang w:val="vi-VN"/>
         </w:rPr>
       </w:pPr>
-      <w:bookmarkStart w:id="5" w:name="_Toc3"/>
+      <w:bookmarkStart w:id="5" w:name="_Toc30539"/>
       <w:r>
         <w:rPr>
           <w:rFonts w:hint="default"/>
@@ -5957,7 +5959,7 @@
           <w:lang w:val="vi-VN"/>
         </w:rPr>
       </w:pPr>
-      <w:bookmarkStart w:id="7" w:name="_Toc20442"/>
+      <w:bookmarkStart w:id="7" w:name="_Toc20470"/>
       <w:r>
         <w:rPr>
           <w:rFonts w:hint="default"/>
@@ -6049,7 +6051,7 @@
           <w:lang w:val="vi-VN"/>
         </w:rPr>
       </w:pPr>
-      <w:bookmarkStart w:id="9" w:name="_Toc915"/>
+      <w:bookmarkStart w:id="9" w:name="_Toc24607"/>
       <w:r>
         <w:rPr>
           <w:rFonts w:hint="default"/>
@@ -6079,7 +6081,7 @@
           <w:lang w:val="vi-VN"/>
         </w:rPr>
       </w:pPr>
-      <w:bookmarkStart w:id="10" w:name="_Toc23009"/>
+      <w:bookmarkStart w:id="10" w:name="_Toc341"/>
       <w:r>
         <w:rPr>
           <w:rFonts w:hint="default"/>
@@ -6182,7 +6184,7 @@
           <w:lang w:val="vi-VN"/>
         </w:rPr>
       </w:pPr>
-      <w:bookmarkStart w:id="11" w:name="_Toc12540"/>
+      <w:bookmarkStart w:id="11" w:name="_Toc2064"/>
       <w:r>
         <w:rPr>
           <w:rFonts w:hint="default"/>
@@ -6297,7 +6299,7 @@
           <w:lang w:val="vi-VN"/>
         </w:rPr>
       </w:pPr>
-      <w:bookmarkStart w:id="12" w:name="_Toc21066"/>
+      <w:bookmarkStart w:id="12" w:name="_Toc22136"/>
       <w:r>
         <w:rPr>
           <w:rFonts w:hint="default"/>
@@ -6405,7 +6407,7 @@
           <w:lang w:val="vi-VN"/>
         </w:rPr>
       </w:pPr>
-      <w:bookmarkStart w:id="13" w:name="_Toc7281"/>
+      <w:bookmarkStart w:id="13" w:name="_Toc7780"/>
       <w:r>
         <w:rPr>
           <w:rFonts w:hint="default"/>
@@ -6492,7 +6494,7 @@
           <w:lang w:val="vi-VN"/>
         </w:rPr>
       </w:pPr>
-      <w:bookmarkStart w:id="14" w:name="_Toc3577"/>
+      <w:bookmarkStart w:id="14" w:name="_Toc23658"/>
       <w:r>
         <w:rPr>
           <w:rFonts w:hint="default"/>
@@ -6591,7 +6593,7 @@
           <w:lang w:val="vi-VN"/>
         </w:rPr>
       </w:pPr>
-      <w:bookmarkStart w:id="16" w:name="_Toc31449"/>
+      <w:bookmarkStart w:id="16" w:name="_Toc4969"/>
       <w:r>
         <w:rPr>
           <w:rFonts w:hint="default"/>
@@ -6682,7 +6684,7 @@
           <w:lang w:val="vi-VN"/>
         </w:rPr>
       </w:pPr>
-      <w:bookmarkStart w:id="18" w:name="_Toc7043"/>
+      <w:bookmarkStart w:id="18" w:name="_Toc17380"/>
       <w:r>
         <w:rPr>
           <w:rFonts w:hint="default"/>
@@ -6713,7 +6715,7 @@
           <w:lang w:val="vi-VN"/>
         </w:rPr>
       </w:pPr>
-      <w:bookmarkStart w:id="19" w:name="_Toc16532"/>
+      <w:bookmarkStart w:id="19" w:name="_Toc30713"/>
       <w:r>
         <w:rPr>
           <w:rFonts w:hint="default"/>
@@ -6817,7 +6819,7 @@
           <w:lang w:val="vi-VN"/>
         </w:rPr>
       </w:pPr>
-      <w:bookmarkStart w:id="20" w:name="_Toc17760"/>
+      <w:bookmarkStart w:id="20" w:name="_Toc31067"/>
       <w:r>
         <w:rPr>
           <w:rFonts w:hint="default"/>
@@ -7079,7 +7081,7 @@
           <w:lang w:val="vi-VN"/>
         </w:rPr>
       </w:pPr>
-      <w:bookmarkStart w:id="21" w:name="_Toc32625"/>
+      <w:bookmarkStart w:id="21" w:name="_Toc4553"/>
       <w:r>
         <w:rPr>
           <w:rFonts w:hint="default"/>
@@ -7208,7 +7210,7 @@
           <w:lang w:val="vi-VN"/>
         </w:rPr>
       </w:pPr>
-      <w:bookmarkStart w:id="22" w:name="_Toc19087"/>
+      <w:bookmarkStart w:id="22" w:name="_Toc21105"/>
       <w:r>
         <w:rPr>
           <w:rFonts w:hint="default"/>
@@ -7295,7 +7297,7 @@
           <w:lang w:val="vi-VN"/>
         </w:rPr>
       </w:pPr>
-      <w:bookmarkStart w:id="23" w:name="_Toc17715"/>
+      <w:bookmarkStart w:id="23" w:name="_Toc5007"/>
       <w:r>
         <w:rPr>
           <w:rFonts w:hint="default"/>
@@ -7639,7 +7641,7 @@
           <w:lang w:val="vi-VN"/>
         </w:rPr>
       </w:pPr>
-      <w:bookmarkStart w:id="25" w:name="_Toc10625"/>
+      <w:bookmarkStart w:id="25" w:name="_Toc9252"/>
       <w:r>
         <w:rPr>
           <w:rFonts w:hint="default"/>
@@ -7741,7 +7743,7 @@
           <w:lang w:val="vi-VN"/>
         </w:rPr>
       </w:pPr>
-      <w:bookmarkStart w:id="27" w:name="_Toc1877"/>
+      <w:bookmarkStart w:id="27" w:name="_Toc7943"/>
       <w:r>
         <w:rPr>
           <w:rFonts w:hint="default"/>
@@ -7772,7 +7774,7 @@
           <w:lang w:val="vi-VN"/>
         </w:rPr>
       </w:pPr>
-      <w:bookmarkStart w:id="28" w:name="_Toc30542"/>
+      <w:bookmarkStart w:id="28" w:name="_Toc28457"/>
       <w:r>
         <w:rPr>
           <w:rFonts w:hint="default"/>
@@ -7876,7 +7878,7 @@
           <w:lang w:val="vi-VN"/>
         </w:rPr>
       </w:pPr>
-      <w:bookmarkStart w:id="29" w:name="_Toc19958"/>
+      <w:bookmarkStart w:id="29" w:name="_Toc10325"/>
       <w:r>
         <w:rPr>
           <w:rFonts w:hint="default"/>
@@ -7991,7 +7993,7 @@
           <w:lang w:val="vi-VN"/>
         </w:rPr>
       </w:pPr>
-      <w:bookmarkStart w:id="30" w:name="_Toc19828"/>
+      <w:bookmarkStart w:id="30" w:name="_Toc31821"/>
       <w:r>
         <w:rPr>
           <w:rFonts w:hint="default"/>
@@ -8078,7 +8080,7 @@
           <w:lang w:val="vi-VN"/>
         </w:rPr>
       </w:pPr>
-      <w:bookmarkStart w:id="31" w:name="_Toc7950"/>
+      <w:bookmarkStart w:id="31" w:name="_Toc19809"/>
       <w:r>
         <w:rPr>
           <w:rFonts w:hint="default"/>
@@ -8165,7 +8167,7 @@
           <w:lang w:val="vi-VN"/>
         </w:rPr>
       </w:pPr>
-      <w:bookmarkStart w:id="32" w:name="_Toc27315"/>
+      <w:bookmarkStart w:id="32" w:name="_Toc20705"/>
       <w:r>
         <w:rPr>
           <w:rFonts w:hint="default"/>
@@ -8283,7 +8285,7 @@
           <w:lang w:val="vi-VN"/>
         </w:rPr>
       </w:pPr>
-      <w:bookmarkStart w:id="34" w:name="_Toc29786"/>
+      <w:bookmarkStart w:id="34" w:name="_Toc2329"/>
       <w:r>
         <w:rPr>
           <w:rFonts w:hint="default"/>
@@ -8314,7 +8316,7 @@
           <w:lang w:val="vi-VN"/>
         </w:rPr>
       </w:pPr>
-      <w:bookmarkStart w:id="35" w:name="_Toc18383"/>
+      <w:bookmarkStart w:id="35" w:name="_Toc25462"/>
       <w:r>
         <w:rPr>
           <w:rFonts w:hint="default"/>
@@ -8418,7 +8420,7 @@
           <w:lang w:val="vi-VN"/>
         </w:rPr>
       </w:pPr>
-      <w:bookmarkStart w:id="36" w:name="_Toc6565"/>
+      <w:bookmarkStart w:id="36" w:name="_Toc10688"/>
       <w:r>
         <w:rPr>
           <w:rFonts w:hint="default"/>
@@ -8533,7 +8535,7 @@
           <w:lang w:val="vi-VN"/>
         </w:rPr>
       </w:pPr>
-      <w:bookmarkStart w:id="37" w:name="_Toc10032"/>
+      <w:bookmarkStart w:id="37" w:name="_Toc31598"/>
       <w:r>
         <w:rPr>
           <w:rFonts w:hint="default"/>
@@ -8620,7 +8622,7 @@
           <w:lang w:val="vi-VN"/>
         </w:rPr>
       </w:pPr>
-      <w:bookmarkStart w:id="38" w:name="_Toc32342"/>
+      <w:bookmarkStart w:id="38" w:name="_Toc27312"/>
       <w:r>
         <w:rPr>
           <w:rFonts w:hint="default"/>
@@ -8703,7 +8705,7 @@
           <w:lang w:val="vi-VN"/>
         </w:rPr>
       </w:pPr>
-      <w:bookmarkStart w:id="39" w:name="_Toc7871"/>
+      <w:bookmarkStart w:id="39" w:name="_Toc14900"/>
       <w:r>
         <w:rPr>
           <w:rFonts w:hint="default"/>
@@ -8872,7 +8874,7 @@
           <w:lang w:val="vi-VN"/>
         </w:rPr>
       </w:pPr>
-      <w:bookmarkStart w:id="41" w:name="_Toc7273"/>
+      <w:bookmarkStart w:id="41" w:name="_Toc21822"/>
       <w:r>
         <w:rPr>
           <w:rFonts w:hint="default"/>
@@ -8968,6 +8970,7 @@
       <w:pPr>
         <w:pStyle w:val="249"/>
         <w:numPr>
+          <w:ilvl w:val="0"/>
           <w:numId w:val="0"/>
         </w:numPr>
         <w:tabs>
@@ -8992,7 +8995,7 @@
           <w:lang w:val="vi-VN"/>
         </w:rPr>
       </w:pPr>
-      <w:bookmarkStart w:id="43" w:name="_Toc21871"/>
+      <w:bookmarkStart w:id="43" w:name="_Toc790"/>
       <w:r>
         <w:rPr>
           <w:rFonts w:hint="default"/>
@@ -9023,7 +9026,7 @@
           <w:lang w:val="vi-VN"/>
         </w:rPr>
       </w:pPr>
-      <w:bookmarkStart w:id="44" w:name="_Toc26687"/>
+      <w:bookmarkStart w:id="44" w:name="_Toc27033"/>
       <w:r>
         <w:rPr>
           <w:rFonts w:hint="default"/>
@@ -9173,7 +9176,7 @@
           <w:lang w:val="vi-VN"/>
         </w:rPr>
       </w:pPr>
-      <w:bookmarkStart w:id="45" w:name="_Toc14935"/>
+      <w:bookmarkStart w:id="45" w:name="_Toc24347"/>
       <w:r>
         <w:rPr>
           <w:rFonts w:hint="default"/>
@@ -9380,7 +9383,7 @@
           <w:lang w:val="vi-VN"/>
         </w:rPr>
       </w:pPr>
-      <w:bookmarkStart w:id="46" w:name="_Toc6124"/>
+      <w:bookmarkStart w:id="46" w:name="_Toc22501"/>
       <w:r>
         <w:rPr>
           <w:rFonts w:hint="default"/>
@@ -9467,7 +9470,7 @@
           <w:lang w:val="vi-VN"/>
         </w:rPr>
       </w:pPr>
-      <w:bookmarkStart w:id="47" w:name="_Toc26947"/>
+      <w:bookmarkStart w:id="47" w:name="_Toc9285"/>
       <w:r>
         <w:rPr>
           <w:rFonts w:hint="default"/>
@@ -9550,7 +9553,7 @@
           <w:lang w:val="vi-VN"/>
         </w:rPr>
       </w:pPr>
-      <w:bookmarkStart w:id="48" w:name="_Toc17897"/>
+      <w:bookmarkStart w:id="48" w:name="_Toc9244"/>
       <w:r>
         <w:rPr>
           <w:rFonts w:hint="default"/>
@@ -9718,7 +9721,7 @@
           <w:lang w:val="vi-VN"/>
         </w:rPr>
       </w:pPr>
-      <w:bookmarkStart w:id="50" w:name="_Toc20775"/>
+      <w:bookmarkStart w:id="50" w:name="_Toc4281"/>
       <w:r>
         <w:rPr>
           <w:rFonts w:hint="default"/>
@@ -9824,7 +9827,7 @@
           <w:lang w:val="vi-VN"/>
         </w:rPr>
       </w:pPr>
-      <w:bookmarkStart w:id="52" w:name="_Toc21071"/>
+      <w:bookmarkStart w:id="52" w:name="_Toc897"/>
       <w:r>
         <w:rPr>
           <w:rFonts w:hint="default"/>
@@ -9855,7 +9858,7 @@
           <w:lang w:val="vi-VN"/>
         </w:rPr>
       </w:pPr>
-      <w:bookmarkStart w:id="53" w:name="_Toc4830"/>
+      <w:bookmarkStart w:id="53" w:name="_Toc29753"/>
       <w:r>
         <w:rPr>
           <w:rFonts w:hint="default"/>
@@ -9869,6 +9872,7 @@
       <w:pPr>
         <w:pStyle w:val="249"/>
         <w:numPr>
+          <w:ilvl w:val="0"/>
           <w:numId w:val="0"/>
         </w:numPr>
         <w:bidi w:val="0"/>
@@ -9963,7 +9967,7 @@
           <w:lang w:val="vi-VN"/>
         </w:rPr>
       </w:pPr>
-      <w:bookmarkStart w:id="54" w:name="_Toc16143"/>
+      <w:bookmarkStart w:id="54" w:name="_Toc11794"/>
       <w:r>
         <w:rPr>
           <w:rFonts w:hint="default"/>
@@ -10121,7 +10125,7 @@
           <w:lang w:val="vi-VN"/>
         </w:rPr>
       </w:pPr>
-      <w:bookmarkStart w:id="55" w:name="_Toc785"/>
+      <w:bookmarkStart w:id="55" w:name="_Toc26361"/>
       <w:r>
         <w:rPr>
           <w:rFonts w:hint="default"/>
@@ -10250,7 +10254,7 @@
           <w:lang w:val="vi-VN"/>
         </w:rPr>
       </w:pPr>
-      <w:bookmarkStart w:id="56" w:name="_Toc26303"/>
+      <w:bookmarkStart w:id="56" w:name="_Toc10656"/>
       <w:r>
         <w:rPr>
           <w:rFonts w:hint="default"/>
@@ -10337,7 +10341,7 @@
           <w:lang w:val="vi-VN"/>
         </w:rPr>
       </w:pPr>
-      <w:bookmarkStart w:id="57" w:name="_Toc20548"/>
+      <w:bookmarkStart w:id="57" w:name="_Toc30591"/>
       <w:r>
         <w:rPr>
           <w:rFonts w:hint="default"/>
@@ -10458,7 +10462,7 @@
           <w:lang w:val="vi-VN"/>
         </w:rPr>
       </w:pPr>
-      <w:bookmarkStart w:id="59" w:name="_Toc10996"/>
+      <w:bookmarkStart w:id="59" w:name="_Toc29335"/>
       <w:r>
         <w:rPr>
           <w:rFonts w:hint="default"/>
@@ -10574,7 +10578,7 @@
           <w:lang w:val="vi-VN"/>
         </w:rPr>
       </w:pPr>
-      <w:bookmarkStart w:id="61" w:name="_Toc5720"/>
+      <w:bookmarkStart w:id="61" w:name="_Toc8355"/>
       <w:r>
         <w:rPr>
           <w:rFonts w:hint="default"/>
@@ -10605,7 +10609,7 @@
           <w:lang w:val="vi-VN"/>
         </w:rPr>
       </w:pPr>
-      <w:bookmarkStart w:id="62" w:name="_Toc24128"/>
+      <w:bookmarkStart w:id="62" w:name="_Toc4153"/>
       <w:r>
         <w:rPr>
           <w:rFonts w:hint="default"/>
@@ -10619,6 +10623,7 @@
       <w:pPr>
         <w:pStyle w:val="249"/>
         <w:numPr>
+          <w:ilvl w:val="0"/>
           <w:numId w:val="0"/>
         </w:numPr>
         <w:bidi w:val="0"/>
@@ -10776,7 +10781,7 @@
           <w:lang w:val="vi-VN"/>
         </w:rPr>
       </w:pPr>
-      <w:bookmarkStart w:id="63" w:name="_Toc13056"/>
+      <w:bookmarkStart w:id="63" w:name="_Toc3386"/>
       <w:r>
         <w:rPr>
           <w:rFonts w:hint="default"/>
@@ -11017,7 +11022,7 @@
           <w:lang w:val="vi-VN"/>
         </w:rPr>
       </w:pPr>
-      <w:bookmarkStart w:id="64" w:name="_Toc3915"/>
+      <w:bookmarkStart w:id="64" w:name="_Toc18460"/>
       <w:r>
         <w:rPr>
           <w:rFonts w:hint="default"/>
@@ -11125,7 +11130,7 @@
           <w:lang w:val="vi-VN"/>
         </w:rPr>
       </w:pPr>
-      <w:bookmarkStart w:id="65" w:name="_Toc2810"/>
+      <w:bookmarkStart w:id="65" w:name="_Toc566"/>
       <w:r>
         <w:rPr>
           <w:rFonts w:hint="default"/>
@@ -11212,7 +11217,7 @@
           <w:lang w:val="vi-VN"/>
         </w:rPr>
       </w:pPr>
-      <w:bookmarkStart w:id="66" w:name="_Toc17833"/>
+      <w:bookmarkStart w:id="66" w:name="_Toc21080"/>
       <w:r>
         <w:rPr>
           <w:rFonts w:hint="default"/>
@@ -11383,7 +11388,7 @@
           <w:lang w:val="vi-VN"/>
         </w:rPr>
       </w:pPr>
-      <w:bookmarkStart w:id="68" w:name="_Toc11797"/>
+      <w:bookmarkStart w:id="68" w:name="_Toc27281"/>
       <w:r>
         <w:rPr>
           <w:rFonts w:hint="default"/>
@@ -11503,7 +11508,7 @@
           <w:lang w:val="vi-VN"/>
         </w:rPr>
       </w:pPr>
-      <w:bookmarkStart w:id="70" w:name="_Toc1620"/>
+      <w:bookmarkStart w:id="70" w:name="_Toc15417"/>
       <w:r>
         <w:rPr>
           <w:rFonts w:hint="default"/>
@@ -11534,7 +11539,7 @@
           <w:lang w:val="vi-VN"/>
         </w:rPr>
       </w:pPr>
-      <w:bookmarkStart w:id="71" w:name="_Toc30784"/>
+      <w:bookmarkStart w:id="71" w:name="_Toc7099"/>
       <w:r>
         <w:rPr>
           <w:rFonts w:hint="default"/>
@@ -11701,7 +11706,7 @@
           <w:lang w:val="vi-VN"/>
         </w:rPr>
       </w:pPr>
-      <w:bookmarkStart w:id="72" w:name="_Toc25840"/>
+      <w:bookmarkStart w:id="72" w:name="_Toc21878"/>
       <w:r>
         <w:rPr>
           <w:rFonts w:hint="default"/>
@@ -11879,7 +11884,7 @@
           <w:lang w:val="vi-VN"/>
         </w:rPr>
       </w:pPr>
-      <w:bookmarkStart w:id="73" w:name="_Toc55"/>
+      <w:bookmarkStart w:id="73" w:name="_Toc24174"/>
       <w:r>
         <w:rPr>
           <w:rFonts w:hint="default"/>
@@ -11987,7 +11992,7 @@
           <w:lang w:val="vi-VN"/>
         </w:rPr>
       </w:pPr>
-      <w:bookmarkStart w:id="74" w:name="_Toc20553"/>
+      <w:bookmarkStart w:id="74" w:name="_Toc9281"/>
       <w:r>
         <w:rPr>
           <w:rFonts w:hint="default"/>
@@ -12074,7 +12079,7 @@
           <w:lang w:val="vi-VN"/>
         </w:rPr>
       </w:pPr>
-      <w:bookmarkStart w:id="75" w:name="_Toc26771"/>
+      <w:bookmarkStart w:id="75" w:name="_Toc26374"/>
       <w:r>
         <w:rPr>
           <w:rFonts w:hint="default"/>
@@ -12402,7 +12407,7 @@
           <w:lang w:val="vi-VN"/>
         </w:rPr>
       </w:pPr>
-      <w:bookmarkStart w:id="77" w:name="_Toc31656"/>
+      <w:bookmarkStart w:id="77" w:name="_Toc32424"/>
       <w:r>
         <w:rPr>
           <w:rFonts w:hint="default"/>
@@ -12522,7 +12527,7 @@
           <w:lang w:val="vi-VN"/>
         </w:rPr>
       </w:pPr>
-      <w:bookmarkStart w:id="79" w:name="_Toc3643"/>
+      <w:bookmarkStart w:id="79" w:name="_Toc479"/>
       <w:r>
         <w:rPr>
           <w:rFonts w:hint="default"/>
@@ -12553,7 +12558,7 @@
           <w:lang w:val="vi-VN"/>
         </w:rPr>
       </w:pPr>
-      <w:bookmarkStart w:id="80" w:name="_Toc5112"/>
+      <w:bookmarkStart w:id="80" w:name="_Toc7194"/>
       <w:r>
         <w:rPr>
           <w:rFonts w:hint="default"/>
@@ -12657,7 +12662,7 @@
           <w:lang w:val="vi-VN"/>
         </w:rPr>
       </w:pPr>
-      <w:bookmarkStart w:id="81" w:name="_Toc10129"/>
+      <w:bookmarkStart w:id="81" w:name="_Toc6970"/>
       <w:r>
         <w:rPr>
           <w:rFonts w:hint="default"/>
@@ -12814,7 +12819,7 @@
           <w:lang w:val="vi-VN"/>
         </w:rPr>
       </w:pPr>
-      <w:bookmarkStart w:id="82" w:name="_Toc9928"/>
+      <w:bookmarkStart w:id="82" w:name="_Toc18454"/>
       <w:r>
         <w:rPr>
           <w:rFonts w:hint="default"/>
@@ -12943,7 +12948,7 @@
           <w:lang w:val="vi-VN"/>
         </w:rPr>
       </w:pPr>
-      <w:bookmarkStart w:id="83" w:name="_Toc16845"/>
+      <w:bookmarkStart w:id="83" w:name="_Toc18364"/>
       <w:r>
         <w:rPr>
           <w:rFonts w:hint="default"/>
@@ -13030,7 +13035,7 @@
           <w:lang w:val="vi-VN"/>
         </w:rPr>
       </w:pPr>
-      <w:bookmarkStart w:id="84" w:name="_Toc4785"/>
+      <w:bookmarkStart w:id="84" w:name="_Toc26443"/>
       <w:r>
         <w:rPr>
           <w:rFonts w:hint="default"/>
@@ -13258,7 +13263,7 @@
           <w:lang w:val="vi-VN"/>
         </w:rPr>
       </w:pPr>
-      <w:bookmarkStart w:id="86" w:name="_Toc13920"/>
+      <w:bookmarkStart w:id="86" w:name="_Toc22923"/>
       <w:r>
         <w:rPr>
           <w:rFonts w:hint="default"/>
@@ -13378,7 +13383,7 @@
           <w:lang w:val="vi-VN"/>
         </w:rPr>
       </w:pPr>
-      <w:bookmarkStart w:id="88" w:name="_Toc21422"/>
+      <w:bookmarkStart w:id="88" w:name="_Toc19119"/>
       <w:r>
         <w:rPr>
           <w:rFonts w:hint="default"/>
@@ -13391,7 +13396,7 @@
           <w:rFonts w:hint="default"/>
           <w:lang w:val="en-US"/>
         </w:rPr>
-        <w:t>9: feat(RestaurantListPage): RestaurantListPage pages</w:t>
+        <w:t>11: feat(RestaurantListPage): RestaurantListPage pages</w:t>
       </w:r>
       <w:bookmarkEnd w:id="88"/>
     </w:p>
@@ -13409,7 +13414,7 @@
           <w:lang w:val="vi-VN"/>
         </w:rPr>
       </w:pPr>
-      <w:bookmarkStart w:id="89" w:name="_Toc16481"/>
+      <w:bookmarkStart w:id="89" w:name="_Toc12170"/>
       <w:r>
         <w:rPr>
           <w:rFonts w:hint="default"/>
@@ -13534,7 +13539,7 @@
           <w:lang w:val="vi-VN"/>
         </w:rPr>
       </w:pPr>
-      <w:bookmarkStart w:id="90" w:name="_Toc21346"/>
+      <w:bookmarkStart w:id="90" w:name="_Toc26711"/>
       <w:r>
         <w:rPr>
           <w:rFonts w:hint="default"/>
@@ -13755,7 +13760,7 @@
           <w:lang w:val="vi-VN"/>
         </w:rPr>
       </w:pPr>
-      <w:bookmarkStart w:id="91" w:name="_Toc23106"/>
+      <w:bookmarkStart w:id="91" w:name="_Toc5960"/>
       <w:r>
         <w:rPr>
           <w:rFonts w:hint="default"/>
@@ -13884,7 +13889,7 @@
           <w:lang w:val="vi-VN"/>
         </w:rPr>
       </w:pPr>
-      <w:bookmarkStart w:id="92" w:name="_Toc25700"/>
+      <w:bookmarkStart w:id="92" w:name="_Toc4123"/>
       <w:r>
         <w:rPr>
           <w:rFonts w:hint="default"/>
@@ -13971,7 +13976,7 @@
           <w:lang w:val="vi-VN"/>
         </w:rPr>
       </w:pPr>
-      <w:bookmarkStart w:id="93" w:name="_Toc3692"/>
+      <w:bookmarkStart w:id="93" w:name="_Toc8095"/>
       <w:r>
         <w:rPr>
           <w:rFonts w:hint="default"/>
@@ -14399,7 +14404,7 @@
           <w:lang w:val="vi-VN"/>
         </w:rPr>
       </w:pPr>
-      <w:bookmarkStart w:id="95" w:name="_Toc2305"/>
+      <w:bookmarkStart w:id="95" w:name="_Toc8778"/>
       <w:r>
         <w:rPr>
           <w:rFonts w:hint="default"/>
@@ -14457,8 +14462,6 @@
           </wp:inline>
         </w:drawing>
       </w:r>
-      <w:bookmarkStart w:id="97" w:name="_GoBack"/>
-      <w:bookmarkEnd w:id="97"/>
     </w:p>
     <w:p>
       <w:pPr>
@@ -14561,22 +14564,6 @@
                       <a:ln w="6350">
                         <a:noFill/>
                       </a:ln>
-                      <a:extLst>
-                        <a:ext uri="{909E8E84-426E-40DD-AFC4-6F175D3DCCD1}">
-                          <a14:hiddenFill xmlns:a14="http://schemas.microsoft.com/office/drawing/2010/main">
-                            <a:solidFill>
-                              <a:schemeClr val="lt1"/>
-                            </a:solidFill>
-                          </a14:hiddenFill>
-                        </a:ext>
-                        <a:ext uri="{91240B29-F687-4F45-9708-019B960494DF}">
-                          <a14:hiddenLine xmlns:a14="http://schemas.microsoft.com/office/drawing/2010/main" w="6350">
-                            <a:solidFill>
-                              <a:prstClr val="black"/>
-                            </a:solidFill>
-                          </a14:hiddenLine>
-                        </a:ext>
-                      </a:extLst>
                     </wps:spPr>
                     <wps:style>
                       <a:lnRef idx="0">
@@ -14627,7 +14614,7 @@
         </mc:Choice>
         <mc:Fallback>
           <w:pict>
-            <v:shape id="_x0000_s1026" o:spid="_x0000_s1026" o:spt="202" type="#_x0000_t202" style="position:absolute;left:0pt;margin-top:0pt;height:144pt;width:144pt;mso-position-horizontal:center;mso-position-horizontal-relative:margin;mso-wrap-style:none;z-index:251659264;mso-width-relative:page;mso-height-relative:page;" filled="f" stroked="f" coordsize="21600,21600" o:gfxdata="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">
+            <v:shape id="_x0000_s1026" o:spid="_x0000_s1026" o:spt="202" type="#_x0000_t202" style="position:absolute;left:0pt;margin-top:0pt;height:144pt;width:144pt;mso-position-horizontal:center;mso-position-horizontal-relative:margin;mso-wrap-style:none;z-index:251659264;mso-width-relative:page;mso-height-relative:page;" filled="f" stroked="f" coordsize="21600,21600" o:gfxdata="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">
               <v:fill on="f" focussize="0,0"/>
               <v:stroke on="f" weight="0.5pt"/>
               <v:imagedata o:title=""/>
@@ -15248,15 +15235,15 @@
     <w:lsdException w:qFormat="1" w:unhideWhenUsed="0" w:uiPriority="0" w:semiHidden="0" w:name="index 7"/>
     <w:lsdException w:qFormat="1" w:unhideWhenUsed="0" w:uiPriority="0" w:semiHidden="0" w:name="index 8"/>
     <w:lsdException w:qFormat="1" w:unhideWhenUsed="0" w:uiPriority="0" w:semiHidden="0" w:name="index 9"/>
-    <w:lsdException w:unhideWhenUsed="0" w:uiPriority="0" w:semiHidden="0" w:name="toc 1"/>
+    <w:lsdException w:qFormat="1" w:unhideWhenUsed="0" w:uiPriority="0" w:semiHidden="0" w:name="toc 1"/>
     <w:lsdException w:unhideWhenUsed="0" w:uiPriority="0" w:semiHidden="0" w:name="toc 2"/>
-    <w:lsdException w:unhideWhenUsed="0" w:uiPriority="0" w:semiHidden="0" w:name="toc 3"/>
+    <w:lsdException w:qFormat="1" w:unhideWhenUsed="0" w:uiPriority="0" w:semiHidden="0" w:name="toc 3"/>
     <w:lsdException w:unhideWhenUsed="0" w:uiPriority="0" w:semiHidden="0" w:name="toc 4"/>
-    <w:lsdException w:unhideWhenUsed="0" w:uiPriority="0" w:semiHidden="0" w:name="toc 5"/>
+    <w:lsdException w:qFormat="1" w:unhideWhenUsed="0" w:uiPriority="0" w:semiHidden="0" w:name="toc 5"/>
     <w:lsdException w:qFormat="1" w:unhideWhenUsed="0" w:uiPriority="0" w:semiHidden="0" w:name="toc 6"/>
-    <w:lsdException w:unhideWhenUsed="0" w:uiPriority="0" w:semiHidden="0" w:name="toc 7"/>
+    <w:lsdException w:qFormat="1" w:unhideWhenUsed="0" w:uiPriority="0" w:semiHidden="0" w:name="toc 7"/>
     <w:lsdException w:qFormat="1" w:unhideWhenUsed="0" w:uiPriority="0" w:semiHidden="0" w:name="toc 8"/>
-    <w:lsdException w:unhideWhenUsed="0" w:uiPriority="0" w:semiHidden="0" w:name="toc 9"/>
+    <w:lsdException w:qFormat="1" w:unhideWhenUsed="0" w:uiPriority="0" w:semiHidden="0" w:name="toc 9"/>
     <w:lsdException w:qFormat="1" w:unhideWhenUsed="0" w:uiPriority="0" w:semiHidden="0" w:name="Normal Indent"/>
     <w:lsdException w:qFormat="1" w:unhideWhenUsed="0" w:uiPriority="0" w:semiHidden="0" w:name="footnote text"/>
     <w:lsdException w:qFormat="1" w:unhideWhenUsed="0" w:uiPriority="0" w:semiHidden="0" w:name="annotation text"/>
@@ -15268,10 +15255,10 @@
     <w:lsdException w:qFormat="1" w:unhideWhenUsed="0" w:uiPriority="0" w:semiHidden="0" w:name="envelope address"/>
     <w:lsdException w:qFormat="1" w:unhideWhenUsed="0" w:uiPriority="0" w:semiHidden="0" w:name="envelope return"/>
     <w:lsdException w:qFormat="1" w:unhideWhenUsed="0" w:uiPriority="0" w:semiHidden="0" w:name="footnote reference"/>
-    <w:lsdException w:unhideWhenUsed="0" w:uiPriority="0" w:semiHidden="0" w:name="annotation reference"/>
+    <w:lsdException w:qFormat="1" w:unhideWhenUsed="0" w:uiPriority="0" w:semiHidden="0" w:name="annotation reference"/>
     <w:lsdException w:qFormat="1" w:unhideWhenUsed="0" w:uiPriority="0" w:semiHidden="0" w:name="line number"/>
     <w:lsdException w:qFormat="1" w:unhideWhenUsed="0" w:uiPriority="0" w:semiHidden="0" w:name="page number"/>
-    <w:lsdException w:unhideWhenUsed="0" w:uiPriority="0" w:semiHidden="0" w:name="endnote reference"/>
+    <w:lsdException w:qFormat="1" w:unhideWhenUsed="0" w:uiPriority="0" w:semiHidden="0" w:name="endnote reference"/>
     <w:lsdException w:qFormat="1" w:unhideWhenUsed="0" w:uiPriority="0" w:semiHidden="0" w:name="endnote text"/>
     <w:lsdException w:qFormat="1" w:unhideWhenUsed="0" w:uiPriority="0" w:semiHidden="0" w:name="table of authorities"/>
     <w:lsdException w:unhideWhenUsed="0" w:uiPriority="0" w:semiHidden="0" w:name="macro"/>
@@ -15289,10 +15276,10 @@
     <w:lsdException w:qFormat="1" w:unhideWhenUsed="0" w:uiPriority="0" w:semiHidden="0" w:name="List Bullet 5"/>
     <w:lsdException w:qFormat="1" w:unhideWhenUsed="0" w:uiPriority="0" w:semiHidden="0" w:name="List Number 2"/>
     <w:lsdException w:qFormat="1" w:unhideWhenUsed="0" w:uiPriority="0" w:semiHidden="0" w:name="List Number 3"/>
-    <w:lsdException w:unhideWhenUsed="0" w:uiPriority="0" w:semiHidden="0" w:name="List Number 4"/>
+    <w:lsdException w:qFormat="1" w:unhideWhenUsed="0" w:uiPriority="0" w:semiHidden="0" w:name="List Number 4"/>
     <w:lsdException w:qFormat="1" w:unhideWhenUsed="0" w:uiPriority="0" w:semiHidden="0" w:name="List Number 5"/>
     <w:lsdException w:qFormat="1" w:unhideWhenUsed="0" w:uiPriority="0" w:semiHidden="0" w:name="Title"/>
-    <w:lsdException w:unhideWhenUsed="0" w:uiPriority="0" w:semiHidden="0" w:name="Closing"/>
+    <w:lsdException w:qFormat="1" w:unhideWhenUsed="0" w:uiPriority="0" w:semiHidden="0" w:name="Closing"/>
     <w:lsdException w:qFormat="1" w:unhideWhenUsed="0" w:uiPriority="0" w:semiHidden="0" w:name="Signature"/>
     <w:lsdException w:qFormat="1" w:unhideWhenUsed="0" w:uiPriority="0" w:name="Default Paragraph Font"/>
     <w:lsdException w:qFormat="1" w:unhideWhenUsed="0" w:uiPriority="0" w:semiHidden="0" w:name="Body Text"/>
@@ -15309,7 +15296,7 @@
     <w:lsdException w:qFormat="1" w:unhideWhenUsed="0" w:uiPriority="0" w:semiHidden="0" w:name="Body Text First Indent"/>
     <w:lsdException w:qFormat="1" w:unhideWhenUsed="0" w:uiPriority="0" w:semiHidden="0" w:name="Body Text First Indent 2"/>
     <w:lsdException w:qFormat="1" w:unhideWhenUsed="0" w:uiPriority="0" w:semiHidden="0" w:name="Note Heading"/>
-    <w:lsdException w:unhideWhenUsed="0" w:uiPriority="0" w:semiHidden="0" w:name="Body Text 2"/>
+    <w:lsdException w:qFormat="1" w:unhideWhenUsed="0" w:uiPriority="0" w:semiHidden="0" w:name="Body Text 2"/>
     <w:lsdException w:qFormat="1" w:unhideWhenUsed="0" w:uiPriority="0" w:semiHidden="0" w:name="Body Text 3"/>
     <w:lsdException w:qFormat="1" w:unhideWhenUsed="0" w:uiPriority="0" w:semiHidden="0" w:name="Body Text Indent 2"/>
     <w:lsdException w:qFormat="1" w:unhideWhenUsed="0" w:uiPriority="0" w:semiHidden="0" w:name="Body Text Indent 3"/>
@@ -15319,9 +15306,9 @@
     <w:lsdException w:qFormat="1" w:unhideWhenUsed="0" w:uiPriority="0" w:semiHidden="0" w:name="Strong"/>
     <w:lsdException w:qFormat="1" w:unhideWhenUsed="0" w:uiPriority="0" w:semiHidden="0" w:name="Emphasis"/>
     <w:lsdException w:qFormat="1" w:unhideWhenUsed="0" w:uiPriority="0" w:semiHidden="0" w:name="Document Map"/>
-    <w:lsdException w:unhideWhenUsed="0" w:uiPriority="0" w:semiHidden="0" w:name="Plain Text"/>
+    <w:lsdException w:qFormat="1" w:unhideWhenUsed="0" w:uiPriority="0" w:semiHidden="0" w:name="Plain Text"/>
     <w:lsdException w:qFormat="1" w:unhideWhenUsed="0" w:uiPriority="0" w:semiHidden="0" w:name="E-mail Signature"/>
-    <w:lsdException w:unhideWhenUsed="0" w:uiPriority="0" w:semiHidden="0" w:name="Normal (Web)"/>
+    <w:lsdException w:qFormat="1" w:unhideWhenUsed="0" w:uiPriority="0" w:semiHidden="0" w:name="Normal (Web)"/>
     <w:lsdException w:qFormat="1" w:unhideWhenUsed="0" w:uiPriority="0" w:semiHidden="0" w:name="HTML Acronym"/>
     <w:lsdException w:qFormat="1" w:unhideWhenUsed="0" w:uiPriority="0" w:semiHidden="0" w:name="HTML Address"/>
     <w:lsdException w:qFormat="1" w:unhideWhenUsed="0" w:uiPriority="0" w:semiHidden="0" w:name="HTML Cite"/>
@@ -15355,7 +15342,7 @@
     <w:lsdException w:qFormat="1" w:unhideWhenUsed="0" w:uiPriority="0" w:semiHidden="0" w:name="Table Grid 4"/>
     <w:lsdException w:qFormat="1" w:unhideWhenUsed="0" w:uiPriority="0" w:semiHidden="0" w:name="Table Grid 5"/>
     <w:lsdException w:qFormat="1" w:unhideWhenUsed="0" w:uiPriority="0" w:semiHidden="0" w:name="Table Grid 6"/>
-    <w:lsdException w:unhideWhenUsed="0" w:uiPriority="0" w:semiHidden="0" w:name="Table Grid 7"/>
+    <w:lsdException w:qFormat="1" w:unhideWhenUsed="0" w:uiPriority="0" w:semiHidden="0" w:name="Table Grid 7"/>
     <w:lsdException w:qFormat="1" w:unhideWhenUsed="0" w:uiPriority="0" w:semiHidden="0" w:name="Table Grid 8"/>
     <w:lsdException w:qFormat="1" w:unhideWhenUsed="0" w:uiPriority="0" w:semiHidden="0" w:name="Table List 1"/>
     <w:lsdException w:qFormat="1" w:unhideWhenUsed="0" w:uiPriority="0" w:semiHidden="0" w:name="Table List 2"/>
@@ -15384,23 +15371,23 @@
     <w:lsdException w:qFormat="1" w:unhideWhenUsed="0" w:uiPriority="62" w:semiHidden="0" w:name="Light Grid"/>
     <w:lsdException w:qFormat="1" w:unhideWhenUsed="0" w:uiPriority="63" w:semiHidden="0" w:name="Medium Shading 1"/>
     <w:lsdException w:qFormat="1" w:unhideWhenUsed="0" w:uiPriority="64" w:semiHidden="0" w:name="Medium Shading 2"/>
-    <w:lsdException w:unhideWhenUsed="0" w:uiPriority="65" w:semiHidden="0" w:name="Medium List 1"/>
+    <w:lsdException w:qFormat="1" w:unhideWhenUsed="0" w:uiPriority="65" w:semiHidden="0" w:name="Medium List 1"/>
     <w:lsdException w:qFormat="1" w:unhideWhenUsed="0" w:uiPriority="66" w:semiHidden="0" w:name="Medium List 2"/>
-    <w:lsdException w:unhideWhenUsed="0" w:uiPriority="67" w:semiHidden="0" w:name="Medium Grid 1"/>
-    <w:lsdException w:unhideWhenUsed="0" w:uiPriority="68" w:semiHidden="0" w:name="Medium Grid 2"/>
+    <w:lsdException w:qFormat="1" w:unhideWhenUsed="0" w:uiPriority="67" w:semiHidden="0" w:name="Medium Grid 1"/>
+    <w:lsdException w:qFormat="1" w:unhideWhenUsed="0" w:uiPriority="68" w:semiHidden="0" w:name="Medium Grid 2"/>
     <w:lsdException w:qFormat="1" w:unhideWhenUsed="0" w:uiPriority="69" w:semiHidden="0" w:name="Medium Grid 3"/>
     <w:lsdException w:qFormat="1" w:unhideWhenUsed="0" w:uiPriority="70" w:semiHidden="0" w:name="Dark List"/>
     <w:lsdException w:qFormat="1" w:unhideWhenUsed="0" w:uiPriority="71" w:semiHidden="0" w:name="Colorful Shading"/>
     <w:lsdException w:qFormat="1" w:unhideWhenUsed="0" w:uiPriority="72" w:semiHidden="0" w:name="Colorful List"/>
     <w:lsdException w:qFormat="1" w:unhideWhenUsed="0" w:uiPriority="73" w:semiHidden="0" w:name="Colorful Grid"/>
     <w:lsdException w:unhideWhenUsed="0" w:uiPriority="60" w:semiHidden="0" w:name="Light Shading Accent 1"/>
-    <w:lsdException w:unhideWhenUsed="0" w:uiPriority="61" w:semiHidden="0" w:name="Light List Accent 1"/>
+    <w:lsdException w:qFormat="1" w:unhideWhenUsed="0" w:uiPriority="61" w:semiHidden="0" w:name="Light List Accent 1"/>
     <w:lsdException w:qFormat="1" w:unhideWhenUsed="0" w:uiPriority="62" w:semiHidden="0" w:name="Light Grid Accent 1"/>
     <w:lsdException w:qFormat="1" w:unhideWhenUsed="0" w:uiPriority="63" w:semiHidden="0" w:name="Medium Shading 1 Accent 1"/>
     <w:lsdException w:qFormat="1" w:unhideWhenUsed="0" w:uiPriority="64" w:semiHidden="0" w:name="Medium Shading 2 Accent 1"/>
-    <w:lsdException w:unhideWhenUsed="0" w:uiPriority="65" w:semiHidden="0" w:name="Medium List 1 Accent 1"/>
+    <w:lsdException w:qFormat="1" w:unhideWhenUsed="0" w:uiPriority="65" w:semiHidden="0" w:name="Medium List 1 Accent 1"/>
     <w:lsdException w:qFormat="1" w:unhideWhenUsed="0" w:uiPriority="66" w:semiHidden="0" w:name="Medium List 2 Accent 1"/>
-    <w:lsdException w:unhideWhenUsed="0" w:uiPriority="67" w:semiHidden="0" w:name="Medium Grid 1 Accent 1"/>
+    <w:lsdException w:qFormat="1" w:unhideWhenUsed="0" w:uiPriority="67" w:semiHidden="0" w:name="Medium Grid 1 Accent 1"/>
     <w:lsdException w:unhideWhenUsed="0" w:uiPriority="68" w:semiHidden="0" w:name="Medium Grid 2 Accent 1"/>
     <w:lsdException w:qFormat="1" w:unhideWhenUsed="0" w:uiPriority="69" w:semiHidden="0" w:name="Medium Grid 3 Accent 1"/>
     <w:lsdException w:qFormat="1" w:unhideWhenUsed="0" w:uiPriority="70" w:semiHidden="0" w:name="Dark List Accent 1"/>
@@ -15413,10 +15400,10 @@
     <w:lsdException w:qFormat="1" w:unhideWhenUsed="0" w:uiPriority="63" w:semiHidden="0" w:name="Medium Shading 1 Accent 2"/>
     <w:lsdException w:qFormat="1" w:unhideWhenUsed="0" w:uiPriority="64" w:semiHidden="0" w:name="Medium Shading 2 Accent 2"/>
     <w:lsdException w:qFormat="1" w:unhideWhenUsed="0" w:uiPriority="65" w:semiHidden="0" w:name="Medium List 1 Accent 2"/>
-    <w:lsdException w:unhideWhenUsed="0" w:uiPriority="66" w:semiHidden="0" w:name="Medium List 2 Accent 2"/>
-    <w:lsdException w:unhideWhenUsed="0" w:uiPriority="67" w:semiHidden="0" w:name="Medium Grid 1 Accent 2"/>
+    <w:lsdException w:qFormat="1" w:unhideWhenUsed="0" w:uiPriority="66" w:semiHidden="0" w:name="Medium List 2 Accent 2"/>
+    <w:lsdException w:qFormat="1" w:unhideWhenUsed="0" w:uiPriority="67" w:semiHidden="0" w:name="Medium Grid 1 Accent 2"/>
     <w:lsdException w:qFormat="1" w:unhideWhenUsed="0" w:uiPriority="68" w:semiHidden="0" w:name="Medium Grid 2 Accent 2"/>
-    <w:lsdException w:unhideWhenUsed="0" w:uiPriority="69" w:semiHidden="0" w:name="Medium Grid 3 Accent 2"/>
+    <w:lsdException w:qFormat="1" w:unhideWhenUsed="0" w:uiPriority="69" w:semiHidden="0" w:name="Medium Grid 3 Accent 2"/>
     <w:lsdException w:qFormat="1" w:unhideWhenUsed="0" w:uiPriority="70" w:semiHidden="0" w:name="Dark List Accent 2"/>
     <w:lsdException w:qFormat="1" w:unhideWhenUsed="0" w:uiPriority="71" w:semiHidden="0" w:name="Colorful Shading Accent 2"/>
     <w:lsdException w:qFormat="1" w:unhideWhenUsed="0" w:uiPriority="72" w:semiHidden="0" w:name="Colorful List Accent 2"/>
@@ -15425,12 +15412,12 @@
     <w:lsdException w:qFormat="1" w:unhideWhenUsed="0" w:uiPriority="61" w:semiHidden="0" w:name="Light List Accent 3"/>
     <w:lsdException w:qFormat="1" w:unhideWhenUsed="0" w:uiPriority="62" w:semiHidden="0" w:name="Light Grid Accent 3"/>
     <w:lsdException w:qFormat="1" w:unhideWhenUsed="0" w:uiPriority="63" w:semiHidden="0" w:name="Medium Shading 1 Accent 3"/>
-    <w:lsdException w:unhideWhenUsed="0" w:uiPriority="64" w:semiHidden="0" w:name="Medium Shading 2 Accent 3"/>
-    <w:lsdException w:unhideWhenUsed="0" w:uiPriority="65" w:semiHidden="0" w:name="Medium List 1 Accent 3"/>
-    <w:lsdException w:unhideWhenUsed="0" w:uiPriority="66" w:semiHidden="0" w:name="Medium List 2 Accent 3"/>
+    <w:lsdException w:qFormat="1" w:unhideWhenUsed="0" w:uiPriority="64" w:semiHidden="0" w:name="Medium Shading 2 Accent 3"/>
+    <w:lsdException w:qFormat="1" w:unhideWhenUsed="0" w:uiPriority="65" w:semiHidden="0" w:name="Medium List 1 Accent 3"/>
+    <w:lsdException w:qFormat="1" w:unhideWhenUsed="0" w:uiPriority="66" w:semiHidden="0" w:name="Medium List 2 Accent 3"/>
     <w:lsdException w:qFormat="1" w:unhideWhenUsed="0" w:uiPriority="67" w:semiHidden="0" w:name="Medium Grid 1 Accent 3"/>
     <w:lsdException w:qFormat="1" w:unhideWhenUsed="0" w:uiPriority="68" w:semiHidden="0" w:name="Medium Grid 2 Accent 3"/>
-    <w:lsdException w:unhideWhenUsed="0" w:uiPriority="69" w:semiHidden="0" w:name="Medium Grid 3 Accent 3"/>
+    <w:lsdException w:qFormat="1" w:unhideWhenUsed="0" w:uiPriority="69" w:semiHidden="0" w:name="Medium Grid 3 Accent 3"/>
     <w:lsdException w:qFormat="1" w:unhideWhenUsed="0" w:uiPriority="70" w:semiHidden="0" w:name="Dark List Accent 3"/>
     <w:lsdException w:qFormat="1" w:unhideWhenUsed="0" w:uiPriority="71" w:semiHidden="0" w:name="Colorful Shading Accent 3"/>
     <w:lsdException w:qFormat="1" w:unhideWhenUsed="0" w:uiPriority="72" w:semiHidden="0" w:name="Colorful List Accent 3"/>
@@ -15439,21 +15426,21 @@
     <w:lsdException w:qFormat="1" w:unhideWhenUsed="0" w:uiPriority="61" w:semiHidden="0" w:name="Light List Accent 4"/>
     <w:lsdException w:qFormat="1" w:unhideWhenUsed="0" w:uiPriority="62" w:semiHidden="0" w:name="Light Grid Accent 4"/>
     <w:lsdException w:qFormat="1" w:unhideWhenUsed="0" w:uiPriority="63" w:semiHidden="0" w:name="Medium Shading 1 Accent 4"/>
-    <w:lsdException w:unhideWhenUsed="0" w:uiPriority="64" w:semiHidden="0" w:name="Medium Shading 2 Accent 4"/>
-    <w:lsdException w:unhideWhenUsed="0" w:uiPriority="65" w:semiHidden="0" w:name="Medium List 1 Accent 4"/>
-    <w:lsdException w:unhideWhenUsed="0" w:uiPriority="66" w:semiHidden="0" w:name="Medium List 2 Accent 4"/>
-    <w:lsdException w:unhideWhenUsed="0" w:uiPriority="67" w:semiHidden="0" w:name="Medium Grid 1 Accent 4"/>
-    <w:lsdException w:unhideWhenUsed="0" w:uiPriority="68" w:semiHidden="0" w:name="Medium Grid 2 Accent 4"/>
+    <w:lsdException w:qFormat="1" w:unhideWhenUsed="0" w:uiPriority="64" w:semiHidden="0" w:name="Medium Shading 2 Accent 4"/>
+    <w:lsdException w:qFormat="1" w:unhideWhenUsed="0" w:uiPriority="65" w:semiHidden="0" w:name="Medium List 1 Accent 4"/>
+    <w:lsdException w:qFormat="1" w:unhideWhenUsed="0" w:uiPriority="66" w:semiHidden="0" w:name="Medium List 2 Accent 4"/>
+    <w:lsdException w:qFormat="1" w:unhideWhenUsed="0" w:uiPriority="67" w:semiHidden="0" w:name="Medium Grid 1 Accent 4"/>
+    <w:lsdException w:qFormat="1" w:unhideWhenUsed="0" w:uiPriority="68" w:semiHidden="0" w:name="Medium Grid 2 Accent 4"/>
     <w:lsdException w:qFormat="1" w:unhideWhenUsed="0" w:uiPriority="69" w:semiHidden="0" w:name="Medium Grid 3 Accent 4"/>
     <w:lsdException w:qFormat="1" w:unhideWhenUsed="0" w:uiPriority="70" w:semiHidden="0" w:name="Dark List Accent 4"/>
     <w:lsdException w:qFormat="1" w:unhideWhenUsed="0" w:uiPriority="71" w:semiHidden="0" w:name="Colorful Shading Accent 4"/>
     <w:lsdException w:qFormat="1" w:unhideWhenUsed="0" w:uiPriority="72" w:semiHidden="0" w:name="Colorful List Accent 4"/>
     <w:lsdException w:qFormat="1" w:unhideWhenUsed="0" w:uiPriority="73" w:semiHidden="0" w:name="Colorful Grid Accent 4"/>
-    <w:lsdException w:unhideWhenUsed="0" w:uiPriority="60" w:semiHidden="0" w:name="Light Shading Accent 5"/>
+    <w:lsdException w:qFormat="1" w:unhideWhenUsed="0" w:uiPriority="60" w:semiHidden="0" w:name="Light Shading Accent 5"/>
     <w:lsdException w:qFormat="1" w:unhideWhenUsed="0" w:uiPriority="61" w:semiHidden="0" w:name="Light List Accent 5"/>
     <w:lsdException w:qFormat="1" w:unhideWhenUsed="0" w:uiPriority="62" w:semiHidden="0" w:name="Light Grid Accent 5"/>
     <w:lsdException w:qFormat="1" w:unhideWhenUsed="0" w:uiPriority="63" w:semiHidden="0" w:name="Medium Shading 1 Accent 5"/>
-    <w:lsdException w:unhideWhenUsed="0" w:uiPriority="64" w:semiHidden="0" w:name="Medium Shading 2 Accent 5"/>
+    <w:lsdException w:qFormat="1" w:unhideWhenUsed="0" w:uiPriority="64" w:semiHidden="0" w:name="Medium Shading 2 Accent 5"/>
     <w:lsdException w:qFormat="1" w:unhideWhenUsed="0" w:uiPriority="65" w:semiHidden="0" w:name="Medium List 1 Accent 5"/>
     <w:lsdException w:qFormat="1" w:unhideWhenUsed="0" w:uiPriority="66" w:semiHidden="0" w:name="Medium List 2 Accent 5"/>
     <w:lsdException w:qFormat="1" w:unhideWhenUsed="0" w:uiPriority="67" w:semiHidden="0" w:name="Medium Grid 1 Accent 5"/>
@@ -15469,8 +15456,8 @@
     <w:lsdException w:qFormat="1" w:unhideWhenUsed="0" w:uiPriority="63" w:semiHidden="0" w:name="Medium Shading 1 Accent 6"/>
     <w:lsdException w:qFormat="1" w:unhideWhenUsed="0" w:uiPriority="64" w:semiHidden="0" w:name="Medium Shading 2 Accent 6"/>
     <w:lsdException w:qFormat="1" w:unhideWhenUsed="0" w:uiPriority="65" w:semiHidden="0" w:name="Medium List 1 Accent 6"/>
-    <w:lsdException w:unhideWhenUsed="0" w:uiPriority="66" w:semiHidden="0" w:name="Medium List 2 Accent 6"/>
-    <w:lsdException w:unhideWhenUsed="0" w:uiPriority="67" w:semiHidden="0" w:name="Medium Grid 1 Accent 6"/>
+    <w:lsdException w:qFormat="1" w:unhideWhenUsed="0" w:uiPriority="66" w:semiHidden="0" w:name="Medium List 2 Accent 6"/>
+    <w:lsdException w:qFormat="1" w:unhideWhenUsed="0" w:uiPriority="67" w:semiHidden="0" w:name="Medium Grid 1 Accent 6"/>
     <w:lsdException w:qFormat="1" w:unhideWhenUsed="0" w:uiPriority="68" w:semiHidden="0" w:name="Medium Grid 2 Accent 6"/>
     <w:lsdException w:qFormat="1" w:unhideWhenUsed="0" w:uiPriority="69" w:semiHidden="0" w:name="Medium Grid 3 Accent 6"/>
     <w:lsdException w:qFormat="1" w:unhideWhenUsed="0" w:uiPriority="70" w:semiHidden="0" w:name="Dark List Accent 6"/>
@@ -15722,6 +15709,7 @@
   <w:style w:type="paragraph" w:styleId="16">
     <w:name w:val="Body Text 2"/>
     <w:basedOn w:val="1"/>
+    <w:qFormat/>
     <w:uiPriority w:val="0"/>
     <w:pPr>
       <w:spacing w:after="120" w:line="480" w:lineRule="auto"/>
@@ -15807,6 +15795,7 @@
   <w:style w:type="paragraph" w:styleId="24">
     <w:name w:val="Closing"/>
     <w:basedOn w:val="1"/>
+    <w:qFormat/>
     <w:uiPriority w:val="0"/>
     <w:pPr>
       <w:ind w:left="100" w:leftChars="2100"/>
@@ -15815,6 +15804,7 @@
   <w:style w:type="character" w:styleId="25">
     <w:name w:val="annotation reference"/>
     <w:basedOn w:val="11"/>
+    <w:qFormat/>
     <w:uiPriority w:val="0"/>
     <w:rPr>
       <w:sz w:val="21"/>
@@ -15879,6 +15869,7 @@
   <w:style w:type="character" w:styleId="32">
     <w:name w:val="endnote reference"/>
     <w:basedOn w:val="11"/>
+    <w:qFormat/>
     <w:uiPriority w:val="0"/>
     <w:rPr>
       <w:vertAlign w:val="superscript"/>
@@ -16397,6 +16388,7 @@
   <w:style w:type="paragraph" w:styleId="81">
     <w:name w:val="List Number 4"/>
     <w:basedOn w:val="1"/>
+    <w:qFormat/>
     <w:uiPriority w:val="0"/>
     <w:pPr>
       <w:numPr>
@@ -16471,6 +16463,7 @@
   <w:style w:type="paragraph" w:styleId="85">
     <w:name w:val="Normal (Web)"/>
     <w:basedOn w:val="1"/>
+    <w:qFormat/>
     <w:uiPriority w:val="0"/>
     <w:rPr>
       <w:sz w:val="24"/>
@@ -16505,6 +16498,7 @@
   <w:style w:type="paragraph" w:styleId="89">
     <w:name w:val="Plain Text"/>
     <w:basedOn w:val="1"/>
+    <w:qFormat/>
     <w:uiPriority w:val="0"/>
     <w:rPr>
       <w:rFonts w:ascii="SimSun" w:hAnsi="Courier New" w:cs="Courier New"/>
@@ -18403,6 +18397,7 @@
   <w:style w:type="table" w:styleId="118">
     <w:name w:val="Table Grid 7"/>
     <w:basedOn w:val="12"/>
+    <w:qFormat/>
     <w:uiPriority w:val="0"/>
     <w:pPr>
       <w:widowControl w:val="0"/>
@@ -19716,6 +19711,7 @@
     <w:name w:val="toc 1"/>
     <w:basedOn w:val="1"/>
     <w:next w:val="1"/>
+    <w:qFormat/>
     <w:uiPriority w:val="0"/>
     <w:rPr>
       <w:rFonts w:ascii="Times New Roman" w:hAnsi="Times New Roman"/>
@@ -19739,6 +19735,7 @@
     <w:name w:val="toc 3"/>
     <w:basedOn w:val="1"/>
     <w:next w:val="1"/>
+    <w:qFormat/>
     <w:uiPriority w:val="0"/>
     <w:pPr>
       <w:ind w:left="522" w:leftChars="0"/>
@@ -19761,6 +19758,7 @@
     <w:name w:val="toc 5"/>
     <w:basedOn w:val="1"/>
     <w:next w:val="1"/>
+    <w:qFormat/>
     <w:uiPriority w:val="0"/>
     <w:pPr>
       <w:ind w:left="1680" w:leftChars="800"/>
@@ -19780,6 +19778,7 @@
     <w:name w:val="toc 7"/>
     <w:basedOn w:val="1"/>
     <w:next w:val="1"/>
+    <w:qFormat/>
     <w:uiPriority w:val="0"/>
     <w:pPr>
       <w:ind w:left="2520" w:leftChars="1200"/>
@@ -19799,6 +19798,7 @@
     <w:name w:val="toc 9"/>
     <w:basedOn w:val="1"/>
     <w:next w:val="1"/>
+    <w:qFormat/>
     <w:uiPriority w:val="0"/>
     <w:pPr>
       <w:ind w:left="3360" w:leftChars="1600"/>
@@ -20260,6 +20260,7 @@
   <w:style w:type="table" w:styleId="156">
     <w:name w:val="Light Shading Accent 5"/>
     <w:basedOn w:val="12"/>
+    <w:qFormat/>
     <w:uiPriority w:val="60"/>
     <w:rPr>
       <w:color w:val="31849B"/>
@@ -20521,6 +20522,7 @@
   <w:style w:type="table" w:styleId="159">
     <w:name w:val="Light List Accent 1"/>
     <w:basedOn w:val="12"/>
+    <w:qFormat/>
     <w:uiPriority w:val="61"/>
     <w:tblPr>
       <w:tblBorders>
@@ -22895,6 +22897,7 @@
   <w:style w:type="table" w:styleId="182">
     <w:name w:val="Medium Shading 2 Accent 3"/>
     <w:basedOn w:val="12"/>
+    <w:qFormat/>
     <w:uiPriority w:val="64"/>
     <w:tblPr>
       <w:tblBorders>
@@ -23031,6 +23034,7 @@
   <w:style w:type="table" w:styleId="183">
     <w:name w:val="Medium Shading 2 Accent 4"/>
     <w:basedOn w:val="12"/>
+    <w:qFormat/>
     <w:uiPriority w:val="64"/>
     <w:tblPr>
       <w:tblBorders>
@@ -23167,6 +23171,7 @@
   <w:style w:type="table" w:styleId="184">
     <w:name w:val="Medium Shading 2 Accent 5"/>
     <w:basedOn w:val="12"/>
+    <w:qFormat/>
     <w:uiPriority w:val="64"/>
     <w:tblPr>
       <w:tblBorders>
@@ -23440,6 +23445,7 @@
   <w:style w:type="table" w:styleId="186">
     <w:name w:val="Medium List 1"/>
     <w:basedOn w:val="12"/>
+    <w:qFormat/>
     <w:uiPriority w:val="65"/>
     <w:rPr>
       <w:color w:val="000000"/>
@@ -23511,6 +23517,7 @@
   <w:style w:type="table" w:styleId="187">
     <w:name w:val="Medium List 1 Accent 1"/>
     <w:basedOn w:val="12"/>
+    <w:qFormat/>
     <w:uiPriority w:val="65"/>
     <w:rPr>
       <w:color w:val="000000"/>
@@ -23654,6 +23661,7 @@
   <w:style w:type="table" w:styleId="189">
     <w:name w:val="Medium List 1 Accent 3"/>
     <w:basedOn w:val="12"/>
+    <w:qFormat/>
     <w:uiPriority w:val="65"/>
     <w:rPr>
       <w:color w:val="000000"/>
@@ -23725,6 +23733,7 @@
   <w:style w:type="table" w:styleId="190">
     <w:name w:val="Medium List 1 Accent 4"/>
     <w:basedOn w:val="12"/>
+    <w:qFormat/>
     <w:uiPriority w:val="65"/>
     <w:rPr>
       <w:color w:val="000000"/>
@@ -24172,6 +24181,7 @@
   <w:style w:type="table" w:styleId="195">
     <w:name w:val="Medium List 2 Accent 2"/>
     <w:basedOn w:val="12"/>
+    <w:qFormat/>
     <w:uiPriority w:val="66"/>
     <w:rPr>
       <w:rFonts w:ascii="SimSun" w:hAnsi="SimSun" w:eastAsia="Courier New" w:cs="Times New Roman"/>
@@ -24287,6 +24297,7 @@
   <w:style w:type="table" w:styleId="196">
     <w:name w:val="Medium List 2 Accent 3"/>
     <w:basedOn w:val="12"/>
+    <w:qFormat/>
     <w:uiPriority w:val="66"/>
     <w:rPr>
       <w:rFonts w:ascii="SimSun" w:hAnsi="SimSun" w:eastAsia="Courier New" w:cs="Times New Roman"/>
@@ -24402,6 +24413,7 @@
   <w:style w:type="table" w:styleId="197">
     <w:name w:val="Medium List 2 Accent 4"/>
     <w:basedOn w:val="12"/>
+    <w:qFormat/>
     <w:uiPriority w:val="66"/>
     <w:rPr>
       <w:rFonts w:ascii="SimSun" w:hAnsi="SimSun" w:eastAsia="Courier New" w:cs="Times New Roman"/>
@@ -24633,6 +24645,7 @@
   <w:style w:type="table" w:styleId="199">
     <w:name w:val="Medium List 2 Accent 6"/>
     <w:basedOn w:val="12"/>
+    <w:qFormat/>
     <w:uiPriority w:val="66"/>
     <w:rPr>
       <w:rFonts w:ascii="SimSun" w:hAnsi="SimSun" w:eastAsia="Courier New" w:cs="Times New Roman"/>
@@ -24748,6 +24761,7 @@
   <w:style w:type="table" w:styleId="200">
     <w:name w:val="Medium Grid 1"/>
     <w:basedOn w:val="12"/>
+    <w:qFormat/>
     <w:uiPriority w:val="67"/>
     <w:tblPr>
       <w:tblBorders>
@@ -24808,6 +24822,7 @@
   <w:style w:type="table" w:styleId="201">
     <w:name w:val="Medium Grid 1 Accent 1"/>
     <w:basedOn w:val="12"/>
+    <w:qFormat/>
     <w:uiPriority w:val="67"/>
     <w:tblPr>
       <w:tblBorders>
@@ -24868,6 +24883,7 @@
   <w:style w:type="table" w:styleId="202">
     <w:name w:val="Medium Grid 1 Accent 2"/>
     <w:basedOn w:val="12"/>
+    <w:qFormat/>
     <w:uiPriority w:val="67"/>
     <w:tblPr>
       <w:tblBorders>
@@ -24989,6 +25005,7 @@
   <w:style w:type="table" w:styleId="204">
     <w:name w:val="Medium Grid 1 Accent 4"/>
     <w:basedOn w:val="12"/>
+    <w:qFormat/>
     <w:uiPriority w:val="67"/>
     <w:tblPr>
       <w:tblBorders>
@@ -25110,6 +25127,7 @@
   <w:style w:type="table" w:styleId="206">
     <w:name w:val="Medium Grid 1 Accent 6"/>
     <w:basedOn w:val="12"/>
+    <w:qFormat/>
     <w:uiPriority w:val="67"/>
     <w:tblPr>
       <w:tblBorders>
@@ -25170,6 +25188,7 @@
   <w:style w:type="table" w:styleId="207">
     <w:name w:val="Medium Grid 2"/>
     <w:basedOn w:val="12"/>
+    <w:qFormat/>
     <w:uiPriority w:val="68"/>
     <w:rPr>
       <w:rFonts w:ascii="SimSun" w:hAnsi="SimSun" w:eastAsia="Courier New" w:cs="Times New Roman"/>
@@ -25620,6 +25639,7 @@
   <w:style w:type="table" w:styleId="211">
     <w:name w:val="Medium Grid 2 Accent 4"/>
     <w:basedOn w:val="12"/>
+    <w:qFormat/>
     <w:uiPriority w:val="68"/>
     <w:rPr>
       <w:rFonts w:ascii="SimSun" w:hAnsi="SimSun" w:eastAsia="Courier New" w:cs="Times New Roman"/>
@@ -26216,6 +26236,7 @@
   <w:style w:type="table" w:styleId="216">
     <w:name w:val="Medium Grid 3 Accent 2"/>
     <w:basedOn w:val="12"/>
+    <w:qFormat/>
     <w:uiPriority w:val="69"/>
     <w:tblPr>
       <w:tblBorders>
@@ -26344,6 +26365,7 @@
   <w:style w:type="table" w:styleId="217">
     <w:name w:val="Medium Grid 3 Accent 3"/>
     <w:basedOn w:val="12"/>
+    <w:qFormat/>
     <w:uiPriority w:val="69"/>
     <w:tblPr>
       <w:tblBorders>
